--- a/ADG/05장/5장_PhysicalStandby생성_RMAN_DUPLICATE.docx
+++ b/ADG/05장/5장_PhysicalStandby생성_RMAN_DUPLICATE.docx
@@ -25,7 +25,35 @@
           <w:rFonts w:ascii="맑은 고딕" w:hAnsi="맑은 고딕" w:eastAsia="맑은 고딕"/>
           <w:sz w:val="21"/>
         </w:rPr>
-        <w:t>도구는 RMAN의 `DUPLICATE ... FOR STANDBY FROM ACTIVE DATABASE`다. BACKUP&amp;RECOVERY 17장에서 이미 `DUPLICATE`를 다뤘으므로 명령 자체는 낯설지 않을 것이다. 다만 목적이 다르고, 그 차이가 명령의 세부에 그대로 드러난다.</w:t>
+        <w:t xml:space="preserve">도구는 RMAN의 </w:t>
+      </w:r>
+      <w:r>
+        <w:rPr>
+          <w:rFonts w:ascii="Consolas" w:hAnsi="Consolas" w:eastAsia="맑은 고딕"/>
+          <w:sz w:val="21"/>
+        </w:rPr>
+        <w:t xml:space="preserve">DUPLICATE ... FOR STANDBY FROM ACTIVE DATABASE</w:t>
+      </w:r>
+      <w:r>
+        <w:rPr>
+          <w:rFonts w:ascii="맑은 고딕" w:hAnsi="맑은 고딕" w:eastAsia="맑은 고딕"/>
+          <w:sz w:val="21"/>
+        </w:rPr>
+        <w:t xml:space="preserve">다. BACKUP&amp;RECOVERY 17장에서 이미 </w:t>
+      </w:r>
+      <w:r>
+        <w:rPr>
+          <w:rFonts w:ascii="Consolas" w:hAnsi="Consolas" w:eastAsia="맑은 고딕"/>
+          <w:sz w:val="21"/>
+        </w:rPr>
+        <w:t xml:space="preserve">DUPLICATE</w:t>
+      </w:r>
+      <w:r>
+        <w:rPr>
+          <w:rFonts w:ascii="맑은 고딕" w:hAnsi="맑은 고딕" w:eastAsia="맑은 고딕"/>
+          <w:sz w:val="21"/>
+        </w:rPr>
+        <w:t xml:space="preserve">를 다뤘으므로 명령 자체는 낯설지 않을 것이다. 다만 목적이 다르고, 그 차이가 명령의 세부에 그대로 드러난다.</w:t>
       </w:r>
     </w:p>
     <w:p>
@@ -34,7 +62,36 @@
           <w:rFonts w:ascii="맑은 고딕" w:hAnsi="맑은 고딕" w:eastAsia="맑은 고딕"/>
           <w:sz w:val="21"/>
         </w:rPr>
-        <w:t>이 장의 실습은 실제로 boston을 **헐고 다시 만든다.** 그 과정에서 두 번 실패했고 세 번째에 성공했는데, 실패한 두 번이 오히려 더 좋은 교재가 됐다. 하나는 convert 파라미터와 `NOFILENAMECHECK`를 뺐을 때의 RMAN-05001이고, 다른 하나는 대상 디렉터리가 없을 때의 ORA-19505다. 둘 다 경로 지정 방식의 성격을 정확히 보여 주는 오류이며, 6장에서 OMF 방식과 대조할 때 다시 쓰인다.</w:t>
+        <w:t xml:space="preserve">이 장의 실습은 실제로 boston을 </w:t>
+      </w:r>
+      <w:r>
+        <w:rPr>
+          <w:rFonts w:ascii="맑은 고딕" w:hAnsi="맑은 고딕" w:eastAsia="맑은 고딕"/>
+          <w:b/>
+          <w:sz w:val="21"/>
+        </w:rPr>
+        <w:t xml:space="preserve">헐고 다시 만든다.</w:t>
+      </w:r>
+      <w:r>
+        <w:rPr>
+          <w:rFonts w:ascii="맑은 고딕" w:hAnsi="맑은 고딕" w:eastAsia="맑은 고딕"/>
+          <w:sz w:val="21"/>
+        </w:rPr>
+        <w:t xml:space="preserve"> 그 과정에서 두 번 실패했고 세 번째에 성공했는데, 실패한 두 번이 오히려 더 좋은 교재가 됐다. 하나는 convert 파라미터와 </w:t>
+      </w:r>
+      <w:r>
+        <w:rPr>
+          <w:rFonts w:ascii="Consolas" w:hAnsi="Consolas" w:eastAsia="맑은 고딕"/>
+          <w:sz w:val="21"/>
+        </w:rPr>
+        <w:t xml:space="preserve">NOFILENAMECHECK</w:t>
+      </w:r>
+      <w:r>
+        <w:rPr>
+          <w:rFonts w:ascii="맑은 고딕" w:hAnsi="맑은 고딕" w:eastAsia="맑은 고딕"/>
+          <w:sz w:val="21"/>
+        </w:rPr>
+        <w:t xml:space="preserve">를 뺐을 때의 RMAN-05001이고, 다른 하나는 대상 디렉터리가 없을 때의 ORA-19505다. 둘 다 경로 지정 방식의 성격을 정확히 보여 주는 오류이며, 6장에서 OMF 방식과 대조할 때 다시 쓰인다.</w:t>
       </w:r>
     </w:p>
     <w:p>
@@ -43,7 +100,21 @@
           <w:rFonts w:ascii="맑은 고딕" w:hAnsi="맑은 고딕" w:eastAsia="맑은 고딕"/>
           <w:sz w:val="21"/>
         </w:rPr>
-        <w:t>마지막으로 `DBMS_DBCOMP.DBCOMP`로 Primary와 Standby의 블록을 실제로 비교한다. 이 프로시저는 문서만 봐서는 오해하기 쉬운 인자를 하나 갖고 있는데, 실측으로 그 정체를 밝힌다.</w:t>
+        <w:t xml:space="preserve">마지막으로 </w:t>
+      </w:r>
+      <w:r>
+        <w:rPr>
+          <w:rFonts w:ascii="Consolas" w:hAnsi="Consolas" w:eastAsia="맑은 고딕"/>
+          <w:sz w:val="21"/>
+        </w:rPr>
+        <w:t xml:space="preserve">DBMS_DBCOMP.DBCOMP</w:t>
+      </w:r>
+      <w:r>
+        <w:rPr>
+          <w:rFonts w:ascii="맑은 고딕" w:hAnsi="맑은 고딕" w:eastAsia="맑은 고딕"/>
+          <w:sz w:val="21"/>
+        </w:rPr>
+        <w:t xml:space="preserve">로 Primary와 Standby의 블록을 실제로 비교한다. 이 프로시저는 문서만 봐서는 오해하기 쉬운 인자를 하나 갖고 있는데, 실측으로 그 정체를 밝힌다.</w:t>
       </w:r>
     </w:p>
     <w:p>
@@ -72,7 +143,35 @@
           <w:rFonts w:ascii="맑은 고딕" w:hAnsi="맑은 고딕" w:eastAsia="맑은 고딕"/>
           <w:sz w:val="21"/>
         </w:rPr>
-        <w:t>BR 17장의 `DUPLICATE`와 `DUPLICATE ... FOR STANDBY`의 차이를 다섯 항목으로 설명한다.</w:t>
+        <w:t xml:space="preserve">BR 17장의 </w:t>
+      </w:r>
+      <w:r>
+        <w:rPr>
+          <w:rFonts w:ascii="Consolas" w:hAnsi="Consolas" w:eastAsia="맑은 고딕"/>
+          <w:sz w:val="21"/>
+        </w:rPr>
+        <w:t xml:space="preserve">DUPLICATE</w:t>
+      </w:r>
+      <w:r>
+        <w:rPr>
+          <w:rFonts w:ascii="맑은 고딕" w:hAnsi="맑은 고딕" w:eastAsia="맑은 고딕"/>
+          <w:sz w:val="21"/>
+        </w:rPr>
+        <w:t xml:space="preserve">와 </w:t>
+      </w:r>
+      <w:r>
+        <w:rPr>
+          <w:rFonts w:ascii="Consolas" w:hAnsi="Consolas" w:eastAsia="맑은 고딕"/>
+          <w:sz w:val="21"/>
+        </w:rPr>
+        <w:t xml:space="preserve">DUPLICATE ... FOR STANDBY</w:t>
+      </w:r>
+      <w:r>
+        <w:rPr>
+          <w:rFonts w:ascii="맑은 고딕" w:hAnsi="맑은 고딕" w:eastAsia="맑은 고딕"/>
+          <w:sz w:val="21"/>
+        </w:rPr>
+        <w:t xml:space="preserve">의 차이를 다섯 항목으로 설명한다.</w:t>
       </w:r>
     </w:p>
     <w:p>
@@ -93,10 +192,17 @@
       </w:pPr>
       <w:r>
         <w:rPr>
+          <w:rFonts w:ascii="Consolas" w:hAnsi="Consolas" w:eastAsia="맑은 고딕"/>
+          <w:sz w:val="21"/>
+        </w:rPr>
+        <w:t xml:space="preserve">DUPLICATE ... FOR STANDBY FROM ACTIVE DATABASE</w:t>
+      </w:r>
+      <w:r>
+        <w:rPr>
           <w:rFonts w:ascii="맑은 고딕" w:hAnsi="맑은 고딕" w:eastAsia="맑은 고딕"/>
           <w:sz w:val="21"/>
         </w:rPr>
-        <w:t>`DUPLICATE ... FOR STANDBY FROM ACTIVE DATABASE` 스크립트의 각 절이 무엇을 정하는지 읽는다.</w:t>
+        <w:t xml:space="preserve"> 스크립트의 각 절이 무엇을 정하는지 읽는다.</w:t>
       </w:r>
     </w:p>
     <w:p>
@@ -105,10 +211,45 @@
       </w:pPr>
       <w:r>
         <w:rPr>
+          <w:rFonts w:ascii="Consolas" w:hAnsi="Consolas" w:eastAsia="맑은 고딕"/>
+          <w:sz w:val="21"/>
+        </w:rPr>
+        <w:t xml:space="preserve">DB_FILE_NAME_CONVERT</w:t>
+      </w:r>
+      <w:r>
+        <w:rPr>
           <w:rFonts w:ascii="맑은 고딕" w:hAnsi="맑은 고딕" w:eastAsia="맑은 고딕"/>
           <w:sz w:val="21"/>
         </w:rPr>
-        <w:t>`DB_FILE_NAME_CONVERT`·`LOG_FILE_NAME_CONVERT`·`NOFILENAMECHECK`가 왜 필요한지 실패 재현으로 이해한다.</w:t>
+        <w:t xml:space="preserve">·</w:t>
+      </w:r>
+      <w:r>
+        <w:rPr>
+          <w:rFonts w:ascii="Consolas" w:hAnsi="Consolas" w:eastAsia="맑은 고딕"/>
+          <w:sz w:val="21"/>
+        </w:rPr>
+        <w:t xml:space="preserve">LOG_FILE_NAME_CONVERT</w:t>
+      </w:r>
+      <w:r>
+        <w:rPr>
+          <w:rFonts w:ascii="맑은 고딕" w:hAnsi="맑은 고딕" w:eastAsia="맑은 고딕"/>
+          <w:sz w:val="21"/>
+        </w:rPr>
+        <w:t xml:space="preserve">·</w:t>
+      </w:r>
+      <w:r>
+        <w:rPr>
+          <w:rFonts w:ascii="Consolas" w:hAnsi="Consolas" w:eastAsia="맑은 고딕"/>
+          <w:sz w:val="21"/>
+        </w:rPr>
+        <w:t xml:space="preserve">NOFILENAMECHECK</w:t>
+      </w:r>
+      <w:r>
+        <w:rPr>
+          <w:rFonts w:ascii="맑은 고딕" w:hAnsi="맑은 고딕" w:eastAsia="맑은 고딕"/>
+          <w:sz w:val="21"/>
+        </w:rPr>
+        <w:t xml:space="preserve">가 왜 필요한지 실패 재현으로 이해한다.</w:t>
       </w:r>
     </w:p>
     <w:p>
@@ -141,10 +282,17 @@
       </w:pPr>
       <w:r>
         <w:rPr>
+          <w:rFonts w:ascii="Consolas" w:hAnsi="Consolas" w:eastAsia="맑은 고딕"/>
+          <w:sz w:val="21"/>
+        </w:rPr>
+        <w:t xml:space="preserve">DBMS_DBCOMP.DBCOMP</w:t>
+      </w:r>
+      <w:r>
+        <w:rPr>
           <w:rFonts w:ascii="맑은 고딕" w:hAnsi="맑은 고딕" w:eastAsia="맑은 고딕"/>
           <w:sz w:val="21"/>
         </w:rPr>
-        <w:t>`DBMS_DBCOMP.DBCOMP`로 블록을 비교하고 결과표를 판독한다.</w:t>
+        <w:t xml:space="preserve">로 블록을 비교하고 결과표를 판독한다.</w:t>
       </w:r>
     </w:p>
     <w:p>
@@ -204,7 +352,15 @@
                 <w:b/>
                 <w:sz w:val="19"/>
               </w:rPr>
-              <w:t>BR 17장 `DUPLICATE TARGET DATABASE TO &lt;새이름&gt;`</w:t>
+              <w:t xml:space="preserve">BR 17장 </w:t>
+            </w:r>
+            <w:r>
+              <w:rPr>
+                <w:rFonts w:ascii="Consolas" w:hAnsi="Consolas" w:eastAsia="맑은 고딕"/>
+                <w:b/>
+                <w:sz w:val="19"/>
+              </w:rPr>
+              <w:t xml:space="preserve">DUPLICATE TARGET DATABASE TO &lt;새이름&gt;</w:t>
             </w:r>
           </w:p>
         </w:tc>
@@ -220,7 +376,15 @@
                 <w:b/>
                 <w:sz w:val="19"/>
               </w:rPr>
-              <w:t>이 장 `DUPLICATE ... FOR STANDBY`</w:t>
+              <w:t xml:space="preserve">이 장 </w:t>
+            </w:r>
+            <w:r>
+              <w:rPr>
+                <w:rFonts w:ascii="Consolas" w:hAnsi="Consolas" w:eastAsia="맑은 고딕"/>
+                <w:b/>
+                <w:sz w:val="19"/>
+              </w:rPr>
+              <w:t xml:space="preserve">DUPLICATE ... FOR STANDBY</w:t>
             </w:r>
           </w:p>
         </w:tc>
@@ -321,10 +485,10 @@
           <w:p>
             <w:r>
               <w:rPr>
-                <w:rFonts w:ascii="맑은 고딕" w:hAnsi="맑은 고딕" w:eastAsia="맑은 고딕"/>
-                <w:sz w:val="19"/>
-              </w:rPr>
-              <w:t>`DB_NAME`</w:t>
+                <w:rFonts w:ascii="Consolas" w:hAnsi="Consolas" w:eastAsia="맑은 고딕"/>
+                <w:sz w:val="19"/>
+              </w:rPr>
+              <w:t xml:space="preserve">DB_NAME</w:t>
             </w:r>
           </w:p>
         </w:tc>
@@ -453,16 +617,66 @@
           <w:rFonts w:ascii="맑은 고딕" w:hAnsi="맑은 고딕" w:eastAsia="맑은 고딕"/>
           <w:sz w:val="21"/>
         </w:rPr>
-        <w:t>명령에서 이 차이를 만드는 것은 `FOR STANDBY` 한 구절이다. 이 구절이 붙으면 RMAN은 새 DBID를 만들지 않고, `RESETLOGS`를 하지 않으며, standby 컨트롤 파일을 만든다. 나머지는 대부분 같다.</w:t>
+        <w:t xml:space="preserve">명령에서 이 차이를 만드는 것은 </w:t>
+      </w:r>
+      <w:r>
+        <w:rPr>
+          <w:rFonts w:ascii="Consolas" w:hAnsi="Consolas" w:eastAsia="맑은 고딕"/>
+          <w:sz w:val="21"/>
+        </w:rPr>
+        <w:t xml:space="preserve">FOR STANDBY</w:t>
+      </w:r>
+      <w:r>
+        <w:rPr>
+          <w:rFonts w:ascii="맑은 고딕" w:hAnsi="맑은 고딕" w:eastAsia="맑은 고딕"/>
+          <w:sz w:val="21"/>
+        </w:rPr>
+        <w:t xml:space="preserve"> 한 구절이다. 이 구절이 붙으면 RMAN은 새 DBID를 만들지 않고, </w:t>
+      </w:r>
+      <w:r>
+        <w:rPr>
+          <w:rFonts w:ascii="Consolas" w:hAnsi="Consolas" w:eastAsia="맑은 고딕"/>
+          <w:sz w:val="21"/>
+        </w:rPr>
+        <w:t xml:space="preserve">RESETLOGS</w:t>
+      </w:r>
+      <w:r>
+        <w:rPr>
+          <w:rFonts w:ascii="맑은 고딕" w:hAnsi="맑은 고딕" w:eastAsia="맑은 고딕"/>
+          <w:sz w:val="21"/>
+        </w:rPr>
+        <w:t xml:space="preserve">를 하지 않으며, standby 컨트롤 파일을 만든다. 나머지는 대부분 같다.</w:t>
       </w:r>
     </w:p>
     <w:p>
       <w:r>
         <w:rPr>
+          <w:rFonts w:ascii="Consolas" w:hAnsi="Consolas" w:eastAsia="맑은 고딕"/>
+          <w:sz w:val="21"/>
+        </w:rPr>
+        <w:t xml:space="preserve">FROM ACTIVE DATABASE</w:t>
+      </w:r>
+      <w:r>
+        <w:rPr>
           <w:rFonts w:ascii="맑은 고딕" w:hAnsi="맑은 고딕" w:eastAsia="맑은 고딕"/>
           <w:sz w:val="21"/>
         </w:rPr>
-        <w:t>`FROM ACTIVE DATABASE`는 또 다른 선택이다. 백업본에서 복제하는 대신 **운영 중인 Primary에서 직접 네트워크로 파일을 가져온다.** 백업을 미리 뜰 필요가 없고 백업이 오래됐을 걱정도 없다. 대신 복제하는 동안 Primary의 I/O와 네트워크를 쓴다. 실습 환경처럼 데이터가 작으면 몇 분이면 끝나지만, 수 테라바이트 규모라면 백업 기반 복제를 검토해야 한다.</w:t>
+        <w:t xml:space="preserve">는 또 다른 선택이다. 백업본에서 복제하는 대신 </w:t>
+      </w:r>
+      <w:r>
+        <w:rPr>
+          <w:rFonts w:ascii="맑은 고딕" w:hAnsi="맑은 고딕" w:eastAsia="맑은 고딕"/>
+          <w:b/>
+          <w:sz w:val="21"/>
+        </w:rPr>
+        <w:t xml:space="preserve">운영 중인 Primary에서 직접 네트워크로 파일을 가져온다.</w:t>
+      </w:r>
+      <w:r>
+        <w:rPr>
+          <w:rFonts w:ascii="맑은 고딕" w:hAnsi="맑은 고딕" w:eastAsia="맑은 고딕"/>
+          <w:sz w:val="21"/>
+        </w:rPr>
+        <w:t xml:space="preserve"> 백업을 미리 뜰 필요가 없고 백업이 오래됐을 걱정도 없다. 대신 복제하는 동안 Primary의 I/O와 네트워크를 쓴다. 실습 환경처럼 데이터가 작으면 몇 분이면 끝나지만, 수 테라바이트 규모라면 백업 기반 복제를 검토해야 한다.</w:t>
       </w:r>
     </w:p>
     <w:p>
@@ -816,10 +1030,17 @@
     <w:p>
       <w:r>
         <w:rPr>
+          <w:rFonts w:ascii="Consolas" w:hAnsi="Consolas" w:eastAsia="맑은 고딕"/>
+          <w:sz w:val="21"/>
+        </w:rPr>
+        <w:t xml:space="preserve">STANDBY_FILE_MANAGEMENT</w:t>
+      </w:r>
+      <w:r>
+        <w:rPr>
           <w:rFonts w:ascii="맑은 고딕" w:hAnsi="맑은 고딕" w:eastAsia="맑은 고딕"/>
           <w:sz w:val="21"/>
         </w:rPr>
-        <w:t>`STANDBY_FILE_MANAGEMENT`가 AUTO인 것에 주목한다. 이 값이 AUTO여야 Primary에서 데이터 파일을 추가했을 때 Standby가 자동으로 따라 만든다. 8장의 주제이며, 여기서는 DUPLICATE 이후 구성이 자동으로 유지되도록 미리 켜 둔 것이다.</w:t>
+        <w:t xml:space="preserve">가 AUTO인 것에 주목한다. 이 값이 AUTO여야 Primary에서 데이터 파일을 추가했을 때 Standby가 자동으로 따라 만든다. 8장의 주제이며, 여기서는 DUPLICATE 이후 구성이 자동으로 유지되도록 미리 켜 둔 것이다.</w:t>
       </w:r>
     </w:p>
     <w:p>
@@ -1051,7 +1272,35 @@
           <w:rFonts w:ascii="맑은 고딕" w:hAnsi="맑은 고딕" w:eastAsia="맑은 고딕"/>
           <w:sz w:val="21"/>
         </w:rPr>
-        <w:t>파일이 11개이고 세 층으로 나뉜다. 루트 컨테이너(1·3·4·7), 시드 PDB(5·6·8), 사용자 PDB(9~12)다. 합계 약 3.2GB이며 실습 환경에서 복제에 3분이 채 걸리지 않았다. 경로에 `pdbseed`와 `chicago_pdb1` 하위 디렉터리가 있다는 점이 중요하다. 5.6절에서 이 구조가 실패의 원인이 된다.</w:t>
+        <w:t xml:space="preserve">파일이 11개이고 세 층으로 나뉜다. 루트 컨테이너(1·3·4·7), 시드 PDB(5·6·8), 사용자 PDB(9~12)다. 합계 약 3.2GB이며 실습 환경에서 복제에 3분이 채 걸리지 않았다. 경로에 </w:t>
+      </w:r>
+      <w:r>
+        <w:rPr>
+          <w:rFonts w:ascii="Consolas" w:hAnsi="Consolas" w:eastAsia="맑은 고딕"/>
+          <w:sz w:val="21"/>
+        </w:rPr>
+        <w:t xml:space="preserve">pdbseed</w:t>
+      </w:r>
+      <w:r>
+        <w:rPr>
+          <w:rFonts w:ascii="맑은 고딕" w:hAnsi="맑은 고딕" w:eastAsia="맑은 고딕"/>
+          <w:sz w:val="21"/>
+        </w:rPr>
+        <w:t xml:space="preserve">와 </w:t>
+      </w:r>
+      <w:r>
+        <w:rPr>
+          <w:rFonts w:ascii="Consolas" w:hAnsi="Consolas" w:eastAsia="맑은 고딕"/>
+          <w:sz w:val="21"/>
+        </w:rPr>
+        <w:t xml:space="preserve">chicago_pdb1</w:t>
+      </w:r>
+      <w:r>
+        <w:rPr>
+          <w:rFonts w:ascii="맑은 고딕" w:hAnsi="맑은 고딕" w:eastAsia="맑은 고딕"/>
+          <w:sz w:val="21"/>
+        </w:rPr>
+        <w:t xml:space="preserve"> 하위 디렉터리가 있다는 점이 중요하다. 5.6절에서 이 구조가 실패의 원인이 된다.</w:t>
       </w:r>
     </w:p>
     <w:p>
@@ -1156,7 +1405,35 @@
           <w:rFonts w:ascii="맑은 고딕" w:hAnsi="맑은 고딕" w:eastAsia="맑은 고딕"/>
           <w:sz w:val="21"/>
         </w:rPr>
-        <w:t>두 줄이 전부다. `DB_NAME`은 Primary와 같아야 한다. 물리 복제본이기 때문이다. `ENABLE_PLUGGABLE_DATABASE`는 CDB를 복제하므로 필요하다.</w:t>
+        <w:t xml:space="preserve">두 줄이 전부다. </w:t>
+      </w:r>
+      <w:r>
+        <w:rPr>
+          <w:rFonts w:ascii="Consolas" w:hAnsi="Consolas" w:eastAsia="맑은 고딕"/>
+          <w:sz w:val="21"/>
+        </w:rPr>
+        <w:t xml:space="preserve">DB_NAME</w:t>
+      </w:r>
+      <w:r>
+        <w:rPr>
+          <w:rFonts w:ascii="맑은 고딕" w:hAnsi="맑은 고딕" w:eastAsia="맑은 고딕"/>
+          <w:sz w:val="21"/>
+        </w:rPr>
+        <w:t xml:space="preserve">은 Primary와 같아야 한다. 물리 복제본이기 때문이다. </w:t>
+      </w:r>
+      <w:r>
+        <w:rPr>
+          <w:rFonts w:ascii="Consolas" w:hAnsi="Consolas" w:eastAsia="맑은 고딕"/>
+          <w:sz w:val="21"/>
+        </w:rPr>
+        <w:t xml:space="preserve">ENABLE_PLUGGABLE_DATABASE</w:t>
+      </w:r>
+      <w:r>
+        <w:rPr>
+          <w:rFonts w:ascii="맑은 고딕" w:hAnsi="맑은 고딕" w:eastAsia="맑은 고딕"/>
+          <w:sz w:val="21"/>
+        </w:rPr>
+        <w:t xml:space="preserve">는 CDB를 복제하므로 필요하다.</w:t>
       </w:r>
     </w:p>
     <w:p>
@@ -1165,7 +1442,36 @@
           <w:rFonts w:ascii="맑은 고딕" w:hAnsi="맑은 고딕" w:eastAsia="맑은 고딕"/>
           <w:sz w:val="21"/>
         </w:rPr>
-        <w:t>나머지 파라미터는 어디로 갔을까. DUPLICATE 스크립트의 `SPFILE` 절이 Primary의 spfile을 가져와 Standby용으로 바꿔 준다. 즉 여기 적는 두 줄은 **인스턴스를 띄우기 위한 최소한**일 뿐이고, 진짜 파라미터는 복제 과정에서 만들어진다.</w:t>
+        <w:t xml:space="preserve">나머지 파라미터는 어디로 갔을까. DUPLICATE 스크립트의 </w:t>
+      </w:r>
+      <w:r>
+        <w:rPr>
+          <w:rFonts w:ascii="Consolas" w:hAnsi="Consolas" w:eastAsia="맑은 고딕"/>
+          <w:sz w:val="21"/>
+        </w:rPr>
+        <w:t xml:space="preserve">SPFILE</w:t>
+      </w:r>
+      <w:r>
+        <w:rPr>
+          <w:rFonts w:ascii="맑은 고딕" w:hAnsi="맑은 고딕" w:eastAsia="맑은 고딕"/>
+          <w:sz w:val="21"/>
+        </w:rPr>
+        <w:t xml:space="preserve"> 절이 Primary의 spfile을 가져와 Standby용으로 바꿔 준다. 즉 여기 적는 두 줄은 </w:t>
+      </w:r>
+      <w:r>
+        <w:rPr>
+          <w:rFonts w:ascii="맑은 고딕" w:hAnsi="맑은 고딕" w:eastAsia="맑은 고딕"/>
+          <w:b/>
+          <w:sz w:val="21"/>
+        </w:rPr>
+        <w:t xml:space="preserve">인스턴스를 띄우기 위한 최소한</w:t>
+      </w:r>
+      <w:r>
+        <w:rPr>
+          <w:rFonts w:ascii="맑은 고딕" w:hAnsi="맑은 고딕" w:eastAsia="맑은 고딕"/>
+          <w:sz w:val="21"/>
+        </w:rPr>
+        <w:t xml:space="preserve">일 뿐이고, 진짜 파라미터는 복제 과정에서 만들어진다.</w:t>
       </w:r>
     </w:p>
     <w:p>
@@ -1392,7 +1698,15 @@
           <w:rFonts w:ascii="맑은 고딕" w:hAnsi="맑은 고딕" w:eastAsia="맑은 고딕"/>
           <w:sz w:val="21"/>
         </w:rPr>
-        <w:t>이제 결정적인 확인이다. **Primary 쪽에서 이 NOMOUNT 인스턴스에 원격 접속이 되는가.**</w:t>
+        <w:t xml:space="preserve">이제 결정적인 확인이다. </w:t>
+      </w:r>
+      <w:r>
+        <w:rPr>
+          <w:rFonts w:ascii="맑은 고딕" w:hAnsi="맑은 고딕" w:eastAsia="맑은 고딕"/>
+          <w:b/>
+          <w:sz w:val="21"/>
+        </w:rPr>
+        <w:t xml:space="preserve">Primary 쪽에서 이 NOMOUNT 인스턴스에 원격 접속이 되는가.</w:t>
       </w:r>
     </w:p>
     <w:tbl>
@@ -1548,19 +1862,47 @@
                 <w:rFonts w:ascii="맑은 고딕" w:hAnsi="맑은 고딕" w:eastAsia="맑은 고딕"/>
                 <w:sz w:val="20"/>
               </w:rPr>
-              <w:t>· Standby 인스턴스가 NOMOUNT인가. `V$INSTANCE.STATUS`가 STARTED여야 한다.</w:t>
-            </w:r>
-          </w:p>
-          <w:p>
-            <w:pPr>
-              <w:spacing w:after="20"/>
-            </w:pPr>
+              <w:t xml:space="preserve">· Standby 인스턴스가 NOMOUNT인가. </w:t>
+            </w:r>
+            <w:r>
+              <w:rPr>
+                <w:rFonts w:ascii="Consolas" w:hAnsi="Consolas" w:eastAsia="맑은 고딕"/>
+                <w:sz w:val="20"/>
+              </w:rPr>
+              <w:t xml:space="preserve">V$INSTANCE.STATUS</w:t>
+            </w:r>
             <w:r>
               <w:rPr>
                 <w:rFonts w:ascii="맑은 고딕" w:hAnsi="맑은 고딕" w:eastAsia="맑은 고딕"/>
                 <w:sz w:val="20"/>
               </w:rPr>
-              <w:t>· Primary에서 `sqlplus "sys/oracle@&lt;standby&gt; as sysdba"`가 되는가. 되지 않으면 3장으로 돌아간다.</w:t>
+              <w:t xml:space="preserve">가 STARTED여야 한다.</w:t>
+            </w:r>
+          </w:p>
+          <w:p>
+            <w:pPr>
+              <w:spacing w:after="20"/>
+            </w:pPr>
+            <w:r>
+              <w:rPr>
+                <w:rFonts w:ascii="맑은 고딕" w:hAnsi="맑은 고딕" w:eastAsia="맑은 고딕"/>
+                <w:sz w:val="20"/>
+              </w:rPr>
+              <w:t xml:space="preserve">· Primary에서 </w:t>
+            </w:r>
+            <w:r>
+              <w:rPr>
+                <w:rFonts w:ascii="Consolas" w:hAnsi="Consolas" w:eastAsia="맑은 고딕"/>
+                <w:sz w:val="20"/>
+              </w:rPr>
+              <w:t xml:space="preserve">sqlplus "sys/oracle@&lt;standby&gt; as sysdba"</w:t>
+            </w:r>
+            <w:r>
+              <w:rPr>
+                <w:rFonts w:ascii="맑은 고딕" w:hAnsi="맑은 고딕" w:eastAsia="맑은 고딕"/>
+                <w:sz w:val="20"/>
+              </w:rPr>
+              <w:t xml:space="preserve">가 되는가. 되지 않으면 3장으로 돌아간다.</w:t>
             </w:r>
           </w:p>
           <w:p>
@@ -2344,7 +2686,22 @@
                 <w:rFonts w:ascii="맑은 고딕" w:hAnsi="맑은 고딕" w:eastAsia="맑은 고딕"/>
                 <w:sz w:val="19"/>
               </w:rPr>
-              <w:t>파라미터 **값** 안의 문자열을 일괄 치환한다</w:t>
+              <w:t xml:space="preserve">파라미터 </w:t>
+            </w:r>
+            <w:r>
+              <w:rPr>
+                <w:rFonts w:ascii="맑은 고딕" w:hAnsi="맑은 고딕" w:eastAsia="맑은 고딕"/>
+                <w:b/>
+                <w:sz w:val="19"/>
+              </w:rPr>
+              <w:t xml:space="preserve">값</w:t>
+            </w:r>
+            <w:r>
+              <w:rPr>
+                <w:rFonts w:ascii="맑은 고딕" w:hAnsi="맑은 고딕" w:eastAsia="맑은 고딕"/>
+                <w:sz w:val="19"/>
+              </w:rPr>
+              <w:t xml:space="preserve"> 안의 문자열을 일괄 치환한다</w:t>
             </w:r>
           </w:p>
         </w:tc>
@@ -2444,19 +2801,215 @@
     <w:p>
       <w:r>
         <w:rPr>
+          <w:rFonts w:ascii="Consolas" w:hAnsi="Consolas" w:eastAsia="맑은 고딕"/>
+          <w:sz w:val="21"/>
+        </w:rPr>
+        <w:t xml:space="preserve">PARAMETER_VALUE_CONVERT 'chicago','boston'</w:t>
+      </w:r>
+      <w:r>
+        <w:rPr>
           <w:rFonts w:ascii="맑은 고딕" w:hAnsi="맑은 고딕" w:eastAsia="맑은 고딕"/>
           <w:sz w:val="21"/>
         </w:rPr>
-        <w:t>`PARAMETER_VALUE_CONVERT 'chicago','boston'`은 편의 장치다. Primary spfile의 여러 파라미터에 `chicago`라는 문자열이 들어 있는데(`audit_file_dest`, `diagnostic_dest` 등) 이를 한 번에 `boston`으로 바꿔 준다. 그런데도 `audit_file_dest`와 `diagnostic_dest`를 따로 `SET`한 것은, 자동 치환이 만드는 경로가 의도와 다를 수 있어 명시적으로 못 박은 것이다. 두 방식을 함께 쓰면 `SET`이 이긴다.</w:t>
+        <w:t xml:space="preserve">은 편의 장치다. Primary spfile의 여러 파라미터에 </w:t>
+      </w:r>
+      <w:r>
+        <w:rPr>
+          <w:rFonts w:ascii="Consolas" w:hAnsi="Consolas" w:eastAsia="맑은 고딕"/>
+          <w:sz w:val="21"/>
+        </w:rPr>
+        <w:t xml:space="preserve">chicago</w:t>
+      </w:r>
+      <w:r>
+        <w:rPr>
+          <w:rFonts w:ascii="맑은 고딕" w:hAnsi="맑은 고딕" w:eastAsia="맑은 고딕"/>
+          <w:sz w:val="21"/>
+        </w:rPr>
+        <w:t xml:space="preserve">라는 문자열이 들어 있는데(</w:t>
+      </w:r>
+      <w:r>
+        <w:rPr>
+          <w:rFonts w:ascii="Consolas" w:hAnsi="Consolas" w:eastAsia="맑은 고딕"/>
+          <w:sz w:val="21"/>
+        </w:rPr>
+        <w:t xml:space="preserve">audit_file_dest</w:t>
+      </w:r>
+      <w:r>
+        <w:rPr>
+          <w:rFonts w:ascii="맑은 고딕" w:hAnsi="맑은 고딕" w:eastAsia="맑은 고딕"/>
+          <w:sz w:val="21"/>
+        </w:rPr>
+        <w:t xml:space="preserve">, </w:t>
+      </w:r>
+      <w:r>
+        <w:rPr>
+          <w:rFonts w:ascii="Consolas" w:hAnsi="Consolas" w:eastAsia="맑은 고딕"/>
+          <w:sz w:val="21"/>
+        </w:rPr>
+        <w:t xml:space="preserve">diagnostic_dest</w:t>
+      </w:r>
+      <w:r>
+        <w:rPr>
+          <w:rFonts w:ascii="맑은 고딕" w:hAnsi="맑은 고딕" w:eastAsia="맑은 고딕"/>
+          <w:sz w:val="21"/>
+        </w:rPr>
+        <w:t xml:space="preserve"> 등) 이를 한 번에 </w:t>
+      </w:r>
+      <w:r>
+        <w:rPr>
+          <w:rFonts w:ascii="Consolas" w:hAnsi="Consolas" w:eastAsia="맑은 고딕"/>
+          <w:sz w:val="21"/>
+        </w:rPr>
+        <w:t xml:space="preserve">boston</w:t>
+      </w:r>
+      <w:r>
+        <w:rPr>
+          <w:rFonts w:ascii="맑은 고딕" w:hAnsi="맑은 고딕" w:eastAsia="맑은 고딕"/>
+          <w:sz w:val="21"/>
+        </w:rPr>
+        <w:t xml:space="preserve">으로 바꿔 준다. 그런데도 </w:t>
+      </w:r>
+      <w:r>
+        <w:rPr>
+          <w:rFonts w:ascii="Consolas" w:hAnsi="Consolas" w:eastAsia="맑은 고딕"/>
+          <w:sz w:val="21"/>
+        </w:rPr>
+        <w:t xml:space="preserve">audit_file_dest</w:t>
+      </w:r>
+      <w:r>
+        <w:rPr>
+          <w:rFonts w:ascii="맑은 고딕" w:hAnsi="맑은 고딕" w:eastAsia="맑은 고딕"/>
+          <w:sz w:val="21"/>
+        </w:rPr>
+        <w:t xml:space="preserve">와 </w:t>
+      </w:r>
+      <w:r>
+        <w:rPr>
+          <w:rFonts w:ascii="Consolas" w:hAnsi="Consolas" w:eastAsia="맑은 고딕"/>
+          <w:sz w:val="21"/>
+        </w:rPr>
+        <w:t xml:space="preserve">diagnostic_dest</w:t>
+      </w:r>
+      <w:r>
+        <w:rPr>
+          <w:rFonts w:ascii="맑은 고딕" w:hAnsi="맑은 고딕" w:eastAsia="맑은 고딕"/>
+          <w:sz w:val="21"/>
+        </w:rPr>
+        <w:t xml:space="preserve">를 따로 </w:t>
+      </w:r>
+      <w:r>
+        <w:rPr>
+          <w:rFonts w:ascii="Consolas" w:hAnsi="Consolas" w:eastAsia="맑은 고딕"/>
+          <w:sz w:val="21"/>
+        </w:rPr>
+        <w:t xml:space="preserve">SET</w:t>
+      </w:r>
+      <w:r>
+        <w:rPr>
+          <w:rFonts w:ascii="맑은 고딕" w:hAnsi="맑은 고딕" w:eastAsia="맑은 고딕"/>
+          <w:sz w:val="21"/>
+        </w:rPr>
+        <w:t xml:space="preserve">한 것은, 자동 치환이 만드는 경로가 의도와 다를 수 있어 명시적으로 못 박은 것이다. 두 방식을 함께 쓰면 </w:t>
+      </w:r>
+      <w:r>
+        <w:rPr>
+          <w:rFonts w:ascii="Consolas" w:hAnsi="Consolas" w:eastAsia="맑은 고딕"/>
+          <w:sz w:val="21"/>
+        </w:rPr>
+        <w:t xml:space="preserve">SET</w:t>
+      </w:r>
+      <w:r>
+        <w:rPr>
+          <w:rFonts w:ascii="맑은 고딕" w:hAnsi="맑은 고딕" w:eastAsia="맑은 고딕"/>
+          <w:sz w:val="21"/>
+        </w:rPr>
+        <w:t xml:space="preserve">이 이긴다.</w:t>
       </w:r>
     </w:p>
     <w:p>
       <w:r>
         <w:rPr>
+          <w:rFonts w:ascii="Consolas" w:hAnsi="Consolas" w:eastAsia="맑은 고딕"/>
+          <w:sz w:val="21"/>
+        </w:rPr>
+        <w:t xml:space="preserve">SET DB_NAME = 'chicago'</w:t>
+      </w:r>
+      <w:r>
+        <w:rPr>
           <w:rFonts w:ascii="맑은 고딕" w:hAnsi="맑은 고딕" w:eastAsia="맑은 고딕"/>
           <w:sz w:val="21"/>
         </w:rPr>
-        <w:t>`SET DB_NAME = 'chicago'`가 눈에 걸릴 수 있다. Primary와 같은 값을 굳이 다시 지정하는 이유는 `PARAMETER_VALUE_CONVERT`가 `db_name`의 값 `chicago`까지 `boston`으로 바꿔 버리기 때문이다. 물리 복제본은 `DB_NAME`이 같아야 하므로 다시 원복해 주는 것이다. 자동 치환의 부작용을 막는 안전장치다.</w:t>
+        <w:t xml:space="preserve">가 눈에 걸릴 수 있다. Primary와 같은 값을 굳이 다시 지정하는 이유는 </w:t>
+      </w:r>
+      <w:r>
+        <w:rPr>
+          <w:rFonts w:ascii="Consolas" w:hAnsi="Consolas" w:eastAsia="맑은 고딕"/>
+          <w:sz w:val="21"/>
+        </w:rPr>
+        <w:t xml:space="preserve">PARAMETER_VALUE_CONVERT</w:t>
+      </w:r>
+      <w:r>
+        <w:rPr>
+          <w:rFonts w:ascii="맑은 고딕" w:hAnsi="맑은 고딕" w:eastAsia="맑은 고딕"/>
+          <w:sz w:val="21"/>
+        </w:rPr>
+        <w:t xml:space="preserve">가 </w:t>
+      </w:r>
+      <w:r>
+        <w:rPr>
+          <w:rFonts w:ascii="Consolas" w:hAnsi="Consolas" w:eastAsia="맑은 고딕"/>
+          <w:sz w:val="21"/>
+        </w:rPr>
+        <w:t xml:space="preserve">db_name</w:t>
+      </w:r>
+      <w:r>
+        <w:rPr>
+          <w:rFonts w:ascii="맑은 고딕" w:hAnsi="맑은 고딕" w:eastAsia="맑은 고딕"/>
+          <w:sz w:val="21"/>
+        </w:rPr>
+        <w:t xml:space="preserve">의 값 </w:t>
+      </w:r>
+      <w:r>
+        <w:rPr>
+          <w:rFonts w:ascii="Consolas" w:hAnsi="Consolas" w:eastAsia="맑은 고딕"/>
+          <w:sz w:val="21"/>
+        </w:rPr>
+        <w:t xml:space="preserve">chicago</w:t>
+      </w:r>
+      <w:r>
+        <w:rPr>
+          <w:rFonts w:ascii="맑은 고딕" w:hAnsi="맑은 고딕" w:eastAsia="맑은 고딕"/>
+          <w:sz w:val="21"/>
+        </w:rPr>
+        <w:t xml:space="preserve">까지 </w:t>
+      </w:r>
+      <w:r>
+        <w:rPr>
+          <w:rFonts w:ascii="Consolas" w:hAnsi="Consolas" w:eastAsia="맑은 고딕"/>
+          <w:sz w:val="21"/>
+        </w:rPr>
+        <w:t xml:space="preserve">boston</w:t>
+      </w:r>
+      <w:r>
+        <w:rPr>
+          <w:rFonts w:ascii="맑은 고딕" w:hAnsi="맑은 고딕" w:eastAsia="맑은 고딕"/>
+          <w:sz w:val="21"/>
+        </w:rPr>
+        <w:t xml:space="preserve">으로 바꿔 버리기 때문이다. 물리 복제본은 </w:t>
+      </w:r>
+      <w:r>
+        <w:rPr>
+          <w:rFonts w:ascii="Consolas" w:hAnsi="Consolas" w:eastAsia="맑은 고딕"/>
+          <w:sz w:val="21"/>
+        </w:rPr>
+        <w:t xml:space="preserve">DB_NAME</w:t>
+      </w:r>
+      <w:r>
+        <w:rPr>
+          <w:rFonts w:ascii="맑은 고딕" w:hAnsi="맑은 고딕" w:eastAsia="맑은 고딕"/>
+          <w:sz w:val="21"/>
+        </w:rPr>
+        <w:t xml:space="preserve">이 같아야 하므로 다시 원복해 주는 것이다. 자동 치환의 부작용을 막는 안전장치다.</w:t>
       </w:r>
     </w:p>
     <w:p>
@@ -2470,10 +3023,31 @@
     <w:p>
       <w:r>
         <w:rPr>
+          <w:rFonts w:ascii="Consolas" w:hAnsi="Consolas" w:eastAsia="맑은 고딕"/>
+          <w:sz w:val="21"/>
+        </w:rPr>
+        <w:t xml:space="preserve">DB_FILE_NAME_CONVERT</w:t>
+      </w:r>
+      <w:r>
+        <w:rPr>
           <w:rFonts w:ascii="맑은 고딕" w:hAnsi="맑은 고딕" w:eastAsia="맑은 고딕"/>
           <w:sz w:val="21"/>
         </w:rPr>
-        <w:t>`DB_FILE_NAME_CONVERT`와 `LOG_FILE_NAME_CONVERT`는 문자열 쌍을 받는다. 앞의 문자열이 경로에 있으면 뒤의 문자열로 바꾼다.</w:t>
+        <w:t xml:space="preserve">와 </w:t>
+      </w:r>
+      <w:r>
+        <w:rPr>
+          <w:rFonts w:ascii="Consolas" w:hAnsi="Consolas" w:eastAsia="맑은 고딕"/>
+          <w:sz w:val="21"/>
+        </w:rPr>
+        <w:t xml:space="preserve">LOG_FILE_NAME_CONVERT</w:t>
+      </w:r>
+      <w:r>
+        <w:rPr>
+          <w:rFonts w:ascii="맑은 고딕" w:hAnsi="맑은 고딕" w:eastAsia="맑은 고딕"/>
+          <w:sz w:val="21"/>
+        </w:rPr>
+        <w:t xml:space="preserve">는 문자열 쌍을 받는다. 앞의 문자열이 경로에 있으면 뒤의 문자열로 바꾼다.</w:t>
       </w:r>
     </w:p>
     <w:tbl>
@@ -2605,7 +3179,35 @@
           <w:rFonts w:ascii="맑은 고딕" w:hAnsi="맑은 고딕" w:eastAsia="맑은 고딕"/>
           <w:sz w:val="21"/>
         </w:rPr>
-        <w:t>접두 부분만 바뀌고 뒤의 하위 디렉터리 구조는 그대로 따라온다는 점이 중요하다. 그래서 Standby 쪽에도 `pdbseed`와 `chicago_pdb1` 디렉터리가 필요해진다. 5.6절의 두 번째 실패가 정확히 이 지점에서 났다.</w:t>
+        <w:t xml:space="preserve">접두 부분만 바뀌고 뒤의 하위 디렉터리 구조는 그대로 따라온다는 점이 중요하다. 그래서 Standby 쪽에도 </w:t>
+      </w:r>
+      <w:r>
+        <w:rPr>
+          <w:rFonts w:ascii="Consolas" w:hAnsi="Consolas" w:eastAsia="맑은 고딕"/>
+          <w:sz w:val="21"/>
+        </w:rPr>
+        <w:t xml:space="preserve">pdbseed</w:t>
+      </w:r>
+      <w:r>
+        <w:rPr>
+          <w:rFonts w:ascii="맑은 고딕" w:hAnsi="맑은 고딕" w:eastAsia="맑은 고딕"/>
+          <w:sz w:val="21"/>
+        </w:rPr>
+        <w:t xml:space="preserve">와 </w:t>
+      </w:r>
+      <w:r>
+        <w:rPr>
+          <w:rFonts w:ascii="Consolas" w:hAnsi="Consolas" w:eastAsia="맑은 고딕"/>
+          <w:sz w:val="21"/>
+        </w:rPr>
+        <w:t xml:space="preserve">chicago_pdb1</w:t>
+      </w:r>
+      <w:r>
+        <w:rPr>
+          <w:rFonts w:ascii="맑은 고딕" w:hAnsi="맑은 고딕" w:eastAsia="맑은 고딕"/>
+          <w:sz w:val="21"/>
+        </w:rPr>
+        <w:t xml:space="preserve"> 디렉터리가 필요해진다. 5.6절의 두 번째 실패가 정확히 이 지점에서 났다.</w:t>
       </w:r>
     </w:p>
     <w:p>
@@ -2614,7 +3216,35 @@
           <w:rFonts w:ascii="맑은 고딕" w:hAnsi="맑은 고딕" w:eastAsia="맑은 고딕"/>
           <w:sz w:val="21"/>
         </w:rPr>
-        <w:t>로그 쪽은 목적지가 다르다. 데이터 파일은 `datafile/` 아래로, 로그는 `onlinelog/` 아래로 간다. 설치 가이드가 그렇게 디렉터리를 나눠 두었기 때문이다.</w:t>
+        <w:t xml:space="preserve">로그 쪽은 목적지가 다르다. 데이터 파일은 </w:t>
+      </w:r>
+      <w:r>
+        <w:rPr>
+          <w:rFonts w:ascii="Consolas" w:hAnsi="Consolas" w:eastAsia="맑은 고딕"/>
+          <w:sz w:val="21"/>
+        </w:rPr>
+        <w:t xml:space="preserve">datafile/</w:t>
+      </w:r>
+      <w:r>
+        <w:rPr>
+          <w:rFonts w:ascii="맑은 고딕" w:hAnsi="맑은 고딕" w:eastAsia="맑은 고딕"/>
+          <w:sz w:val="21"/>
+        </w:rPr>
+        <w:t xml:space="preserve"> 아래로, 로그는 </w:t>
+      </w:r>
+      <w:r>
+        <w:rPr>
+          <w:rFonts w:ascii="Consolas" w:hAnsi="Consolas" w:eastAsia="맑은 고딕"/>
+          <w:sz w:val="21"/>
+        </w:rPr>
+        <w:t xml:space="preserve">onlinelog/</w:t>
+      </w:r>
+      <w:r>
+        <w:rPr>
+          <w:rFonts w:ascii="맑은 고딕" w:hAnsi="맑은 고딕" w:eastAsia="맑은 고딕"/>
+          <w:sz w:val="21"/>
+        </w:rPr>
+        <w:t xml:space="preserve"> 아래로 간다. 설치 가이드가 그렇게 디렉터리를 나눠 두었기 때문이다.</w:t>
       </w:r>
     </w:p>
     <w:p>
@@ -2639,7 +3269,21 @@
           <w:rFonts w:ascii="맑은 고딕" w:hAnsi="맑은 고딕" w:eastAsia="맑은 고딕"/>
           <w:sz w:val="21"/>
         </w:rPr>
-        <w:t>convert 파라미터와 `NOFILENAMECHECK`를 전부 뺀 최소 스크립트로 실행해 보았다.</w:t>
+        <w:t xml:space="preserve">convert 파라미터와 </w:t>
+      </w:r>
+      <w:r>
+        <w:rPr>
+          <w:rFonts w:ascii="Consolas" w:hAnsi="Consolas" w:eastAsia="맑은 고딕"/>
+          <w:sz w:val="21"/>
+        </w:rPr>
+        <w:t xml:space="preserve">NOFILENAMECHECK</w:t>
+      </w:r>
+      <w:r>
+        <w:rPr>
+          <w:rFonts w:ascii="맑은 고딕" w:hAnsi="맑은 고딕" w:eastAsia="맑은 고딕"/>
+          <w:sz w:val="21"/>
+        </w:rPr>
+        <w:t xml:space="preserve">를 전부 뺀 최소 스크립트로 실행해 보았다.</w:t>
       </w:r>
     </w:p>
     <w:tbl>
@@ -2968,7 +3612,22 @@
           <w:rFonts w:ascii="맑은 고딕" w:hAnsi="맑은 고딕" w:eastAsia="맑은 고딕"/>
           <w:sz w:val="21"/>
         </w:rPr>
-        <w:t>여기서 첫 신호가 나온다. **RMAN-05538: warning: implicitly using DB_FILE_NAME_CONVERT.** convert 파라미터를 주지 않았으니 RMAN이 알아서 뭔가를 쓰겠다는 뜻이다. 경고이므로 진행은 되지만, 이 줄을 보면 곧 문제가 생긴다고 예상해야 한다.</w:t>
+        <w:t xml:space="preserve">여기서 첫 신호가 나온다. </w:t>
+      </w:r>
+      <w:r>
+        <w:rPr>
+          <w:rFonts w:ascii="맑은 고딕" w:hAnsi="맑은 고딕" w:eastAsia="맑은 고딕"/>
+          <w:b/>
+          <w:sz w:val="21"/>
+        </w:rPr>
+        <w:t xml:space="preserve">RMAN-05538: warning: implicitly using DB_FILE_NAME_CONVERT.</w:t>
+      </w:r>
+      <w:r>
+        <w:rPr>
+          <w:rFonts w:ascii="맑은 고딕" w:hAnsi="맑은 고딕" w:eastAsia="맑은 고딕"/>
+          <w:sz w:val="21"/>
+        </w:rPr>
+        <w:t xml:space="preserve"> convert 파라미터를 주지 않았으니 RMAN이 알아서 뭔가를 쓰겠다는 뜻이다. 경고이므로 진행은 되지만, 이 줄을 보면 곧 문제가 생긴다고 예상해야 한다.</w:t>
       </w:r>
     </w:p>
     <w:p>
@@ -3237,9 +3896,17 @@
       <w:r>
         <w:rPr>
           <w:rFonts w:ascii="맑은 고딕" w:hAnsi="맑은 고딕" w:eastAsia="맑은 고딕"/>
+          <w:b/>
           <w:sz w:val="21"/>
         </w:rPr>
-        <w:t>**RMAN-05001**이 데이터 파일마다 한 줄씩, 총 11줄 나왔다. 메시지는 "auxiliary 쪽 파일 이름이 target 데이터베이스가 쓰는 파일과 충돌한다"는 뜻이다.</w:t>
+        <w:t xml:space="preserve">RMAN-05001</w:t>
+      </w:r>
+      <w:r>
+        <w:rPr>
+          <w:rFonts w:ascii="맑은 고딕" w:hAnsi="맑은 고딕" w:eastAsia="맑은 고딕"/>
+          <w:sz w:val="21"/>
+        </w:rPr>
+        <w:t xml:space="preserve">이 데이터 파일마다 한 줄씩, 총 11줄 나왔다. 메시지는 "auxiliary 쪽 파일 이름이 target 데이터베이스가 쓰는 파일과 충돌한다"는 뜻이다.</w:t>
       </w:r>
     </w:p>
     <w:p>
@@ -3248,7 +3915,22 @@
           <w:rFonts w:ascii="맑은 고딕" w:hAnsi="맑은 고딕" w:eastAsia="맑은 고딕"/>
           <w:sz w:val="21"/>
         </w:rPr>
-        <w:t>원인은 명확하다. convert 파라미터가 없으니 Standby의 파일 경로가 Primary와 **완전히 같아진다**. RMAN 입장에서는 "지금 원본이 쓰고 있는 파일을 덮어쓰라"는 요청으로 보이므로 거부한 것이다. 실제로는 서로 다른 서버이므로 덮어쓸 일이 없지만, RMAN은 그것까지 판단하지 않는다.</w:t>
+        <w:t xml:space="preserve">원인은 명확하다. convert 파라미터가 없으니 Standby의 파일 경로가 Primary와 </w:t>
+      </w:r>
+      <w:r>
+        <w:rPr>
+          <w:rFonts w:ascii="맑은 고딕" w:hAnsi="맑은 고딕" w:eastAsia="맑은 고딕"/>
+          <w:b/>
+          <w:sz w:val="21"/>
+        </w:rPr>
+        <w:t xml:space="preserve">완전히 같아진다</w:t>
+      </w:r>
+      <w:r>
+        <w:rPr>
+          <w:rFonts w:ascii="맑은 고딕" w:hAnsi="맑은 고딕" w:eastAsia="맑은 고딕"/>
+          <w:sz w:val="21"/>
+        </w:rPr>
+        <w:t xml:space="preserve">. RMAN 입장에서는 "지금 원본이 쓰고 있는 파일을 덮어쓰라"는 요청으로 보이므로 거부한 것이다. 실제로는 서로 다른 서버이므로 덮어쓸 일이 없지만, RMAN은 그것까지 판단하지 않는다.</w:t>
       </w:r>
     </w:p>
     <w:p>
@@ -3257,7 +3939,59 @@
           <w:rFonts w:ascii="맑은 고딕" w:hAnsi="맑은 고딕" w:eastAsia="맑은 고딕"/>
           <w:sz w:val="21"/>
         </w:rPr>
-        <w:t>해결책은 둘이다. **convert 파라미터를 주어 경로를 다르게 만들거나**, 경로를 같게 두겠다면 **`NOFILENAMECHECK`로 검사를 생략시키는 것**이다. 정상 스크립트는 둘 다 쓴다. 경로를 다르게 하면서도 `NOFILENAMECHECK`를 넣는 이유는, convert가 커버하지 못하는 파일(임시 파일 등)이 있을 수 있기 때문이다.</w:t>
+        <w:t xml:space="preserve">해결책은 둘이다. </w:t>
+      </w:r>
+      <w:r>
+        <w:rPr>
+          <w:rFonts w:ascii="맑은 고딕" w:hAnsi="맑은 고딕" w:eastAsia="맑은 고딕"/>
+          <w:b/>
+          <w:sz w:val="21"/>
+        </w:rPr>
+        <w:t xml:space="preserve">convert 파라미터를 주어 경로를 다르게 만들거나</w:t>
+      </w:r>
+      <w:r>
+        <w:rPr>
+          <w:rFonts w:ascii="맑은 고딕" w:hAnsi="맑은 고딕" w:eastAsia="맑은 고딕"/>
+          <w:sz w:val="21"/>
+        </w:rPr>
+        <w:t xml:space="preserve">, 경로를 같게 두겠다면 </w:t>
+      </w:r>
+      <w:r>
+        <w:rPr>
+          <w:rFonts w:ascii="Consolas" w:hAnsi="Consolas" w:eastAsia="맑은 고딕"/>
+          <w:b/>
+          <w:sz w:val="21"/>
+        </w:rPr>
+        <w:t xml:space="preserve">NOFILENAMECHECK</w:t>
+      </w:r>
+      <w:r>
+        <w:rPr>
+          <w:rFonts w:ascii="맑은 고딕" w:hAnsi="맑은 고딕" w:eastAsia="맑은 고딕"/>
+          <w:b/>
+          <w:sz w:val="21"/>
+        </w:rPr>
+        <w:t xml:space="preserve">로 검사를 생략시키는 것</w:t>
+      </w:r>
+      <w:r>
+        <w:rPr>
+          <w:rFonts w:ascii="맑은 고딕" w:hAnsi="맑은 고딕" w:eastAsia="맑은 고딕"/>
+          <w:sz w:val="21"/>
+        </w:rPr>
+        <w:t xml:space="preserve">이다. 정상 스크립트는 둘 다 쓴다. 경로를 다르게 하면서도 </w:t>
+      </w:r>
+      <w:r>
+        <w:rPr>
+          <w:rFonts w:ascii="Consolas" w:hAnsi="Consolas" w:eastAsia="맑은 고딕"/>
+          <w:sz w:val="21"/>
+        </w:rPr>
+        <w:t xml:space="preserve">NOFILENAMECHECK</w:t>
+      </w:r>
+      <w:r>
+        <w:rPr>
+          <w:rFonts w:ascii="맑은 고딕" w:hAnsi="맑은 고딕" w:eastAsia="맑은 고딕"/>
+          <w:sz w:val="21"/>
+        </w:rPr>
+        <w:t xml:space="preserve">를 넣는 이유는, convert가 커버하지 못하는 파일(임시 파일 등)이 있을 수 있기 때문이다.</w:t>
       </w:r>
     </w:p>
     <w:tbl>
@@ -3294,19 +4028,21 @@
                 <w:rFonts w:ascii="맑은 고딕" w:hAnsi="맑은 고딕" w:eastAsia="맑은 고딕"/>
                 <w:sz w:val="20"/>
               </w:rPr>
-              <w:t>상황: 두 서버의 디렉터리 구조를 완전히 똑같이 맞추는 정책을 쓰는 조직이 있다. Standby도 `/u03/app/oracle/oradata/Chicago/`를 그대로 쓰고 싶다.</w:t>
-            </w:r>
-          </w:p>
-          <w:p>
-            <w:pPr>
-              <w:spacing w:after="20"/>
-            </w:pPr>
+              <w:t xml:space="preserve">상황: 두 서버의 디렉터리 구조를 완전히 똑같이 맞추는 정책을 쓰는 조직이 있다. Standby도 </w:t>
+            </w:r>
+            <w:r>
+              <w:rPr>
+                <w:rFonts w:ascii="Consolas" w:hAnsi="Consolas" w:eastAsia="맑은 고딕"/>
+                <w:sz w:val="20"/>
+              </w:rPr>
+              <w:t xml:space="preserve">/u03/app/oracle/oradata/Chicago/</w:t>
+            </w:r>
             <w:r>
               <w:rPr>
                 <w:rFonts w:ascii="맑은 고딕" w:hAnsi="맑은 고딕" w:eastAsia="맑은 고딕"/>
                 <w:sz w:val="20"/>
               </w:rPr>
-              <w:t>방법: convert 파라미터를 주지 않고 `NOFILENAMECHECK`만 넣는다. 그러면 RMAN-05001 검사를 건너뛰고 같은 경로로 복제한다.</w:t>
+              <w:t xml:space="preserve">를 그대로 쓰고 싶다.</w:t>
             </w:r>
           </w:p>
           <w:p>
@@ -3318,19 +4054,21 @@
                 <w:rFonts w:ascii="맑은 고딕" w:hAnsi="맑은 고딕" w:eastAsia="맑은 고딕"/>
                 <w:sz w:val="20"/>
               </w:rPr>
-              <w:t>장점: 역할 전환 시 경로가 같으므로 혼란이 없다. 스크립트와 문서도 단순해진다.</w:t>
-            </w:r>
-          </w:p>
-          <w:p>
-            <w:pPr>
-              <w:spacing w:after="20"/>
-            </w:pPr>
+              <w:t xml:space="preserve">방법: convert 파라미터를 주지 않고 </w:t>
+            </w:r>
+            <w:r>
+              <w:rPr>
+                <w:rFonts w:ascii="Consolas" w:hAnsi="Consolas" w:eastAsia="맑은 고딕"/>
+                <w:sz w:val="20"/>
+              </w:rPr>
+              <w:t xml:space="preserve">NOFILENAMECHECK</w:t>
+            </w:r>
             <w:r>
               <w:rPr>
                 <w:rFonts w:ascii="맑은 고딕" w:hAnsi="맑은 고딕" w:eastAsia="맑은 고딕"/>
                 <w:sz w:val="20"/>
               </w:rPr>
-              <w:t>위험: **같은 서버에 Primary와 Standby를 두면 실제로 원본을 덮어쓴다.** `NOFILENAMECHECK`는 그 안전장치를 끄는 것이므로, 서로 다른 서버임을 반드시 확인하고 써야 한다.</w:t>
+              <w:t xml:space="preserve">만 넣는다. 그러면 RMAN-05001 검사를 건너뛰고 같은 경로로 복제한다.</w:t>
             </w:r>
           </w:p>
           <w:p>
@@ -3342,7 +4080,88 @@
                 <w:rFonts w:ascii="맑은 고딕" w:hAnsi="맑은 고딕" w:eastAsia="맑은 고딕"/>
                 <w:sz w:val="20"/>
               </w:rPr>
-              <w:t>판단: 서버가 분리되어 있고 디렉터리 구조를 통일하는 정책이라면 합리적인 선택이다. 다만 실습 환경처럼 경로에 `Chicago`/`Boston` 같은 이름이 들어가 있으면 오히려 헷갈리므로 convert를 쓰는 편이 낫다.</w:t>
+              <w:t>장점: 역할 전환 시 경로가 같으므로 혼란이 없다. 스크립트와 문서도 단순해진다.</w:t>
+            </w:r>
+          </w:p>
+          <w:p>
+            <w:pPr>
+              <w:spacing w:after="20"/>
+            </w:pPr>
+            <w:r>
+              <w:rPr>
+                <w:rFonts w:ascii="맑은 고딕" w:hAnsi="맑은 고딕" w:eastAsia="맑은 고딕"/>
+                <w:sz w:val="20"/>
+              </w:rPr>
+              <w:t xml:space="preserve">위험: </w:t>
+            </w:r>
+            <w:r>
+              <w:rPr>
+                <w:rFonts w:ascii="맑은 고딕" w:hAnsi="맑은 고딕" w:eastAsia="맑은 고딕"/>
+                <w:b/>
+                <w:sz w:val="20"/>
+              </w:rPr>
+              <w:t xml:space="preserve">같은 서버에 Primary와 Standby를 두면 실제로 원본을 덮어쓴다.</w:t>
+            </w:r>
+            <w:r>
+              <w:rPr>
+                <w:rFonts w:ascii="맑은 고딕" w:hAnsi="맑은 고딕" w:eastAsia="맑은 고딕"/>
+                <w:sz w:val="20"/>
+              </w:rPr>
+              <w:t xml:space="preserve"> </w:t>
+            </w:r>
+            <w:r>
+              <w:rPr>
+                <w:rFonts w:ascii="Consolas" w:hAnsi="Consolas" w:eastAsia="맑은 고딕"/>
+                <w:sz w:val="20"/>
+              </w:rPr>
+              <w:t xml:space="preserve">NOFILENAMECHECK</w:t>
+            </w:r>
+            <w:r>
+              <w:rPr>
+                <w:rFonts w:ascii="맑은 고딕" w:hAnsi="맑은 고딕" w:eastAsia="맑은 고딕"/>
+                <w:sz w:val="20"/>
+              </w:rPr>
+              <w:t xml:space="preserve">는 그 안전장치를 끄는 것이므로, 서로 다른 서버임을 반드시 확인하고 써야 한다.</w:t>
+            </w:r>
+          </w:p>
+          <w:p>
+            <w:pPr>
+              <w:spacing w:after="20"/>
+            </w:pPr>
+            <w:r>
+              <w:rPr>
+                <w:rFonts w:ascii="맑은 고딕" w:hAnsi="맑은 고딕" w:eastAsia="맑은 고딕"/>
+                <w:sz w:val="20"/>
+              </w:rPr>
+              <w:t xml:space="preserve">판단: 서버가 분리되어 있고 디렉터리 구조를 통일하는 정책이라면 합리적인 선택이다. 다만 실습 환경처럼 경로에 </w:t>
+            </w:r>
+            <w:r>
+              <w:rPr>
+                <w:rFonts w:ascii="Consolas" w:hAnsi="Consolas" w:eastAsia="맑은 고딕"/>
+                <w:sz w:val="20"/>
+              </w:rPr>
+              <w:t xml:space="preserve">Chicago</w:t>
+            </w:r>
+            <w:r>
+              <w:rPr>
+                <w:rFonts w:ascii="맑은 고딕" w:hAnsi="맑은 고딕" w:eastAsia="맑은 고딕"/>
+                <w:sz w:val="20"/>
+              </w:rPr>
+              <w:t xml:space="preserve">/</w:t>
+            </w:r>
+            <w:r>
+              <w:rPr>
+                <w:rFonts w:ascii="Consolas" w:hAnsi="Consolas" w:eastAsia="맑은 고딕"/>
+                <w:sz w:val="20"/>
+              </w:rPr>
+              <w:t xml:space="preserve">Boston</w:t>
+            </w:r>
+            <w:r>
+              <w:rPr>
+                <w:rFonts w:ascii="맑은 고딕" w:hAnsi="맑은 고딕" w:eastAsia="맑은 고딕"/>
+                <w:sz w:val="20"/>
+              </w:rPr>
+              <w:t xml:space="preserve"> 같은 이름이 들어가 있으면 오히려 헷갈리므로 convert를 쓰는 편이 낫다.</w:t>
             </w:r>
           </w:p>
         </w:tc>
@@ -3508,7 +4327,75 @@
           <w:rFonts w:ascii="맑은 고딕" w:hAnsi="맑은 고딕" w:eastAsia="맑은 고딕"/>
           <w:sz w:val="21"/>
         </w:rPr>
-        <w:t>흐름을 보면 원인이 드러난다. 루트 컨테이너의 파일(1·3·4)은 잘 복사됐다. `output file name`이 정상적으로 찍혔다. 그런데 **파일 6번, 즉 `pdbseed/sysaux01.dbf`에서 멈췄다.**</w:t>
+        <w:t xml:space="preserve">흐름을 보면 원인이 드러난다. 루트 컨테이너의 파일(1·3·4)은 잘 복사됐다. </w:t>
+      </w:r>
+      <w:r>
+        <w:rPr>
+          <w:rFonts w:ascii="Consolas" w:hAnsi="Consolas" w:eastAsia="맑은 고딕"/>
+          <w:sz w:val="21"/>
+        </w:rPr>
+        <w:t xml:space="preserve">output file name</w:t>
+      </w:r>
+      <w:r>
+        <w:rPr>
+          <w:rFonts w:ascii="맑은 고딕" w:hAnsi="맑은 고딕" w:eastAsia="맑은 고딕"/>
+          <w:sz w:val="21"/>
+        </w:rPr>
+        <w:t xml:space="preserve">이 정상적으로 찍혔다. 그런데 </w:t>
+      </w:r>
+      <w:r>
+        <w:rPr>
+          <w:rFonts w:ascii="맑은 고딕" w:hAnsi="맑은 고딕" w:eastAsia="맑은 고딕"/>
+          <w:b/>
+          <w:sz w:val="21"/>
+        </w:rPr>
+        <w:t xml:space="preserve">파일 6번, 즉 </w:t>
+      </w:r>
+      <w:r>
+        <w:rPr>
+          <w:rFonts w:ascii="Consolas" w:hAnsi="Consolas" w:eastAsia="맑은 고딕"/>
+          <w:b/>
+          <w:sz w:val="21"/>
+        </w:rPr>
+        <w:t xml:space="preserve">pdbseed/sysaux01.dbf</w:t>
+      </w:r>
+      <w:r>
+        <w:rPr>
+          <w:rFonts w:ascii="맑은 고딕" w:hAnsi="맑은 고딕" w:eastAsia="맑은 고딕"/>
+          <w:b/>
+          <w:sz w:val="21"/>
+        </w:rPr>
+        <w:t xml:space="preserve">에서 멈췄다.</w:t>
+      </w:r>
+    </w:p>
+    <w:p>
+      <w:r>
+        <w:rPr>
+          <w:rFonts w:ascii="Consolas" w:hAnsi="Consolas" w:eastAsia="맑은 고딕"/>
+          <w:sz w:val="21"/>
+        </w:rPr>
+        <w:t xml:space="preserve">ORA-19505: failed to identify file ""</w:t>
+      </w:r>
+      <w:r>
+        <w:rPr>
+          <w:rFonts w:ascii="맑은 고딕" w:hAnsi="맑은 고딕" w:eastAsia="맑은 고딕"/>
+          <w:sz w:val="21"/>
+        </w:rPr>
+        <w:t xml:space="preserve">는 "파일을 식별할 수 없다"는 뜻이며 빈 문자열이 따라붙어 있다. </w:t>
+      </w:r>
+      <w:r>
+        <w:rPr>
+          <w:rFonts w:ascii="Consolas" w:hAnsi="Consolas" w:eastAsia="맑은 고딕"/>
+          <w:sz w:val="21"/>
+        </w:rPr>
+        <w:t xml:space="preserve">ORA-17628</w:t>
+      </w:r>
+      <w:r>
+        <w:rPr>
+          <w:rFonts w:ascii="맑은 고딕" w:hAnsi="맑은 고딕" w:eastAsia="맑은 고딕"/>
+          <w:sz w:val="21"/>
+        </w:rPr>
+        <w:t xml:space="preserve">은 그 오류가 원격 서버(즉 Standby)에서 왔다는 표시다.</w:t>
       </w:r>
     </w:p>
     <w:p>
@@ -3517,16 +4404,57 @@
           <w:rFonts w:ascii="맑은 고딕" w:hAnsi="맑은 고딕" w:eastAsia="맑은 고딕"/>
           <w:sz w:val="21"/>
         </w:rPr>
-        <w:t>`ORA-19505: failed to identify file ""`는 "파일을 식별할 수 없다"는 뜻이며 빈 문자열이 따라붙어 있다. `ORA-17628`은 그 오류가 원격 서버(즉 Standby)에서 왔다는 표시다.</w:t>
+        <w:t xml:space="preserve">원인은 디렉터리였다. convert 규칙은 접두 부분만 바꾸므로 </w:t>
       </w:r>
-    </w:p>
-    <w:p>
+      <w:r>
+        <w:rPr>
+          <w:rFonts w:ascii="Consolas" w:hAnsi="Consolas" w:eastAsia="맑은 고딕"/>
+          <w:sz w:val="21"/>
+        </w:rPr>
+        <w:t xml:space="preserve">pdbseed/sysaux01.dbf</w:t>
+      </w:r>
       <w:r>
         <w:rPr>
           <w:rFonts w:ascii="맑은 고딕" w:hAnsi="맑은 고딕" w:eastAsia="맑은 고딕"/>
           <w:sz w:val="21"/>
         </w:rPr>
-        <w:t>원인은 디렉터리였다. convert 규칙은 접두 부분만 바꾸므로 `pdbseed/sysaux01.dbf`는 `/u03/app/oracle/oradata/Boston/datafile/pdbseed/sysaux01.dbf`가 되어야 하는데, 실습 중 잔재를 지우면서 `pdbseed` 하위 디렉터리까지 함께 지워 버렸다. **오라클은 없는 디렉터리를 만들어 주지 않는다.**</w:t>
+        <w:t xml:space="preserve">는 </w:t>
+      </w:r>
+      <w:r>
+        <w:rPr>
+          <w:rFonts w:ascii="Consolas" w:hAnsi="Consolas" w:eastAsia="맑은 고딕"/>
+          <w:sz w:val="21"/>
+        </w:rPr>
+        <w:t xml:space="preserve">/u03/app/oracle/oradata/Boston/datafile/pdbseed/sysaux01.dbf</w:t>
+      </w:r>
+      <w:r>
+        <w:rPr>
+          <w:rFonts w:ascii="맑은 고딕" w:hAnsi="맑은 고딕" w:eastAsia="맑은 고딕"/>
+          <w:sz w:val="21"/>
+        </w:rPr>
+        <w:t xml:space="preserve">가 되어야 하는데, 실습 중 잔재를 지우면서 </w:t>
+      </w:r>
+      <w:r>
+        <w:rPr>
+          <w:rFonts w:ascii="Consolas" w:hAnsi="Consolas" w:eastAsia="맑은 고딕"/>
+          <w:sz w:val="21"/>
+        </w:rPr>
+        <w:t xml:space="preserve">pdbseed</w:t>
+      </w:r>
+      <w:r>
+        <w:rPr>
+          <w:rFonts w:ascii="맑은 고딕" w:hAnsi="맑은 고딕" w:eastAsia="맑은 고딕"/>
+          <w:sz w:val="21"/>
+        </w:rPr>
+        <w:t xml:space="preserve"> 하위 디렉터리까지 함께 지워 버렸다. </w:t>
+      </w:r>
+      <w:r>
+        <w:rPr>
+          <w:rFonts w:ascii="맑은 고딕" w:hAnsi="맑은 고딕" w:eastAsia="맑은 고딕"/>
+          <w:b/>
+          <w:sz w:val="21"/>
+        </w:rPr>
+        <w:t xml:space="preserve">오라클은 없는 디렉터리를 만들어 주지 않는다.</w:t>
       </w:r>
     </w:p>
     <w:tbl>
@@ -3723,9 +4651,17 @@
       <w:r>
         <w:rPr>
           <w:rFonts w:ascii="맑은 고딕" w:hAnsi="맑은 고딕" w:eastAsia="맑은 고딕"/>
+          <w:b/>
           <w:sz w:val="21"/>
         </w:rPr>
-        <w:t>**이것이 경로 지정 방식의 가장 큰 불편이다.** Primary의 디렉터리 구조를 미리 파악해 Standby에 똑같이 만들어 두어야 한다. PDB가 늘어나면 그때마다 디렉터리를 추가해야 한다. 6장에서 다루는 OMF 방식은 이 문제를 아예 없앤다. 오라클이 경로를 스스로 정하고 디렉터리도 만들기 때문이다.</w:t>
+        <w:t xml:space="preserve">이것이 경로 지정 방식의 가장 큰 불편이다.</w:t>
+      </w:r>
+      <w:r>
+        <w:rPr>
+          <w:rFonts w:ascii="맑은 고딕" w:hAnsi="맑은 고딕" w:eastAsia="맑은 고딕"/>
+          <w:sz w:val="21"/>
+        </w:rPr>
+        <w:t xml:space="preserve"> Primary의 디렉터리 구조를 미리 파악해 Standby에 똑같이 만들어 두어야 한다. PDB가 늘어나면 그때마다 디렉터리를 추가해야 한다. 6장에서 다루는 OMF 방식은 이 문제를 아예 없앤다. 오라클이 경로를 스스로 정하고 디렉터리도 만들기 때문이다.</w:t>
       </w:r>
     </w:p>
     <w:tbl>
@@ -3774,7 +4710,14 @@
                 <w:rFonts w:ascii="맑은 고딕" w:hAnsi="맑은 고딕" w:eastAsia="맑은 고딕"/>
                 <w:sz w:val="20"/>
               </w:rPr>
-              <w:t>· `mkdir -p /u03/app/oracle/oradata/Boston/datafile/pdbseed`</w:t>
+              <w:t xml:space="preserve">· </w:t>
+            </w:r>
+            <w:r>
+              <w:rPr>
+                <w:rFonts w:ascii="Consolas" w:hAnsi="Consolas" w:eastAsia="맑은 고딕"/>
+                <w:sz w:val="20"/>
+              </w:rPr>
+              <w:t xml:space="preserve">mkdir -p /u03/app/oracle/oradata/Boston/datafile/pdbseed</w:t>
             </w:r>
           </w:p>
           <w:p>
@@ -3786,7 +4729,14 @@
                 <w:rFonts w:ascii="맑은 고딕" w:hAnsi="맑은 고딕" w:eastAsia="맑은 고딕"/>
                 <w:sz w:val="20"/>
               </w:rPr>
-              <w:t>· `mkdir -p /u03/app/oracle/oradata/Boston/datafile/chicago_pdb1`</w:t>
+              <w:t xml:space="preserve">· </w:t>
+            </w:r>
+            <w:r>
+              <w:rPr>
+                <w:rFonts w:ascii="Consolas" w:hAnsi="Consolas" w:eastAsia="맑은 고딕"/>
+                <w:sz w:val="20"/>
+              </w:rPr>
+              <w:t xml:space="preserve">mkdir -p /u03/app/oracle/oradata/Boston/datafile/chicago_pdb1</w:t>
             </w:r>
           </w:p>
           <w:p>
@@ -3798,7 +4748,14 @@
                 <w:rFonts w:ascii="맑은 고딕" w:hAnsi="맑은 고딕" w:eastAsia="맑은 고딕"/>
                 <w:sz w:val="20"/>
               </w:rPr>
-              <w:t>· `mkdir -p /u03/app/oracle/oradata/Boston/controlfile`</w:t>
+              <w:t xml:space="preserve">· </w:t>
+            </w:r>
+            <w:r>
+              <w:rPr>
+                <w:rFonts w:ascii="Consolas" w:hAnsi="Consolas" w:eastAsia="맑은 고딕"/>
+                <w:sz w:val="20"/>
+              </w:rPr>
+              <w:t xml:space="preserve">mkdir -p /u03/app/oracle/oradata/Boston/controlfile</w:t>
             </w:r>
           </w:p>
           <w:p>
@@ -3810,7 +4767,14 @@
                 <w:rFonts w:ascii="맑은 고딕" w:hAnsi="맑은 고딕" w:eastAsia="맑은 고딕"/>
                 <w:sz w:val="20"/>
               </w:rPr>
-              <w:t>· `mkdir -p /u03/app/oracle/oradata/Boston/onlinelog`</w:t>
+              <w:t xml:space="preserve">· </w:t>
+            </w:r>
+            <w:r>
+              <w:rPr>
+                <w:rFonts w:ascii="Consolas" w:hAnsi="Consolas" w:eastAsia="맑은 고딕"/>
+                <w:sz w:val="20"/>
+              </w:rPr>
+              <w:t xml:space="preserve">mkdir -p /u03/app/oracle/oradata/Boston/onlinelog</w:t>
             </w:r>
           </w:p>
           <w:p>
@@ -4051,9 +5015,17 @@
       <w:r>
         <w:rPr>
           <w:rFonts w:ascii="맑은 고딕" w:hAnsi="맑은 고딕" w:eastAsia="맑은 고딕"/>
+          <w:b/>
           <w:sz w:val="21"/>
         </w:rPr>
-        <w:t>**RMAN- 이나 ORA- 로 시작하는 줄이 하나도 없다.** 418줄짜리 로그에서 오류가 0건이면 성공이다. 이것이 DUPLICATE 결과를 판정하는 가장 빠른 방법이다.</w:t>
+        <w:t xml:space="preserve">RMAN- 이나 ORA- 로 시작하는 줄이 하나도 없다.</w:t>
+      </w:r>
+      <w:r>
+        <w:rPr>
+          <w:rFonts w:ascii="맑은 고딕" w:hAnsi="맑은 고딕" w:eastAsia="맑은 고딕"/>
+          <w:sz w:val="21"/>
+        </w:rPr>
+        <w:t xml:space="preserve"> 418줄짜리 로그에서 오류가 0건이면 성공이다. 이것이 DUPLICATE 결과를 판정하는 가장 빠른 방법이다.</w:t>
       </w:r>
     </w:p>
     <w:p>
@@ -4230,10 +5202,31 @@
     <w:p>
       <w:r>
         <w:rPr>
+          <w:rFonts w:ascii="Consolas" w:hAnsi="Consolas" w:eastAsia="맑은 고딕"/>
+          <w:sz w:val="21"/>
+        </w:rPr>
+        <w:t xml:space="preserve">DORECOVER</w:t>
+      </w:r>
+      <w:r>
+        <w:rPr>
           <w:rFonts w:ascii="맑은 고딕" w:hAnsi="맑은 고딕" w:eastAsia="맑은 고딕"/>
           <w:sz w:val="21"/>
         </w:rPr>
-        <w:t>`DORECOVER`가 복구에 쓴 임시 아카이브 로그를 스스로 정리했고, 스크립트 마지막의 `sql channel sby` 절이 실행되어 Redo Apply까지 시작됐다. 즉 DUPLICATE 한 번으로 Standby가 만들어지고 적용까지 걸린 상태가 된다.</w:t>
+        <w:t xml:space="preserve">가 복구에 쓴 임시 아카이브 로그를 스스로 정리했고, 스크립트 마지막의 </w:t>
+      </w:r>
+      <w:r>
+        <w:rPr>
+          <w:rFonts w:ascii="Consolas" w:hAnsi="Consolas" w:eastAsia="맑은 고딕"/>
+          <w:sz w:val="21"/>
+        </w:rPr>
+        <w:t xml:space="preserve">sql channel sby</w:t>
+      </w:r>
+      <w:r>
+        <w:rPr>
+          <w:rFonts w:ascii="맑은 고딕" w:hAnsi="맑은 고딕" w:eastAsia="맑은 고딕"/>
+          <w:sz w:val="21"/>
+        </w:rPr>
+        <w:t xml:space="preserve"> 절이 실행되어 Redo Apply까지 시작됐다. 즉 DUPLICATE 한 번으로 Standby가 만들어지고 적용까지 걸린 상태가 된다.</w:t>
       </w:r>
     </w:p>
     <w:p>
@@ -4446,7 +5439,35 @@
           <w:rFonts w:ascii="맑은 고딕" w:hAnsi="맑은 고딕" w:eastAsia="맑은 고딕"/>
           <w:sz w:val="21"/>
         </w:rPr>
-        <w:t>DBID가 1852041610으로 같다. `DB_NAME`도 CHICAGO로 같다. `DB_UNIQUE_NAME`만 다르고, 역할과 컨트롤 파일 유형이 갈렸다. 1장에서 정리한 성질이 그대로 재현됐다.</w:t>
+        <w:t xml:space="preserve">DBID가 1852041610으로 같다. </w:t>
+      </w:r>
+      <w:r>
+        <w:rPr>
+          <w:rFonts w:ascii="Consolas" w:hAnsi="Consolas" w:eastAsia="맑은 고딕"/>
+          <w:sz w:val="21"/>
+        </w:rPr>
+        <w:t xml:space="preserve">DB_NAME</w:t>
+      </w:r>
+      <w:r>
+        <w:rPr>
+          <w:rFonts w:ascii="맑은 고딕" w:hAnsi="맑은 고딕" w:eastAsia="맑은 고딕"/>
+          <w:sz w:val="21"/>
+        </w:rPr>
+        <w:t xml:space="preserve">도 CHICAGO로 같다. </w:t>
+      </w:r>
+      <w:r>
+        <w:rPr>
+          <w:rFonts w:ascii="Consolas" w:hAnsi="Consolas" w:eastAsia="맑은 고딕"/>
+          <w:sz w:val="21"/>
+        </w:rPr>
+        <w:t xml:space="preserve">DB_UNIQUE_NAME</w:t>
+      </w:r>
+      <w:r>
+        <w:rPr>
+          <w:rFonts w:ascii="맑은 고딕" w:hAnsi="맑은 고딕" w:eastAsia="맑은 고딕"/>
+          <w:sz w:val="21"/>
+        </w:rPr>
+        <w:t xml:space="preserve">만 다르고, 역할과 컨트롤 파일 유형이 갈렸다. 1장에서 정리한 성질이 그대로 재현됐다.</w:t>
       </w:r>
     </w:p>
     <w:p>
@@ -4455,7 +5476,21 @@
           <w:rFonts w:ascii="맑은 고딕" w:hAnsi="맑은 고딕" w:eastAsia="맑은 고딕"/>
           <w:sz w:val="21"/>
         </w:rPr>
-        <w:t>재구축 전후로 DBID가 바뀌지 않았다는 점도 의미가 있다. `FOR STANDBY`가 DBID를 유지한다는 것을 두 번의 구축으로 확인한 셈이다.</w:t>
+        <w:t xml:space="preserve">재구축 전후로 DBID가 바뀌지 않았다는 점도 의미가 있다. </w:t>
+      </w:r>
+      <w:r>
+        <w:rPr>
+          <w:rFonts w:ascii="Consolas" w:hAnsi="Consolas" w:eastAsia="맑은 고딕"/>
+          <w:sz w:val="21"/>
+        </w:rPr>
+        <w:t xml:space="preserve">FOR STANDBY</w:t>
+      </w:r>
+      <w:r>
+        <w:rPr>
+          <w:rFonts w:ascii="맑은 고딕" w:hAnsi="맑은 고딕" w:eastAsia="맑은 고딕"/>
+          <w:sz w:val="21"/>
+        </w:rPr>
+        <w:t xml:space="preserve">가 DBID를 유지한다는 것을 두 번의 구축으로 확인한 셈이다.</w:t>
       </w:r>
     </w:p>
     <w:p>
@@ -4686,7 +5721,35 @@
           <w:rFonts w:ascii="맑은 고딕" w:hAnsi="맑은 고딕" w:eastAsia="맑은 고딕"/>
           <w:sz w:val="21"/>
         </w:rPr>
-        <w:t>파일 번호가 Primary와 일대일로 같고 경로만 convert 규칙대로 바뀌었다. `Chicago/`가 `Boston/datafile/`로 치환됐고 하위 디렉터리 구조는 그대로 유지됐다. 파일 번호 2가 없는 것도 양쪽이 같다.</w:t>
+        <w:t xml:space="preserve">파일 번호가 Primary와 일대일로 같고 경로만 convert 규칙대로 바뀌었다. </w:t>
+      </w:r>
+      <w:r>
+        <w:rPr>
+          <w:rFonts w:ascii="Consolas" w:hAnsi="Consolas" w:eastAsia="맑은 고딕"/>
+          <w:sz w:val="21"/>
+        </w:rPr>
+        <w:t xml:space="preserve">Chicago/</w:t>
+      </w:r>
+      <w:r>
+        <w:rPr>
+          <w:rFonts w:ascii="맑은 고딕" w:hAnsi="맑은 고딕" w:eastAsia="맑은 고딕"/>
+          <w:sz w:val="21"/>
+        </w:rPr>
+        <w:t xml:space="preserve">가 </w:t>
+      </w:r>
+      <w:r>
+        <w:rPr>
+          <w:rFonts w:ascii="Consolas" w:hAnsi="Consolas" w:eastAsia="맑은 고딕"/>
+          <w:sz w:val="21"/>
+        </w:rPr>
+        <w:t xml:space="preserve">Boston/datafile/</w:t>
+      </w:r>
+      <w:r>
+        <w:rPr>
+          <w:rFonts w:ascii="맑은 고딕" w:hAnsi="맑은 고딕" w:eastAsia="맑은 고딕"/>
+          <w:sz w:val="21"/>
+        </w:rPr>
+        <w:t xml:space="preserve">로 치환됐고 하위 디렉터리 구조는 그대로 유지됐다. 파일 번호 2가 없는 것도 양쪽이 같다.</w:t>
       </w:r>
     </w:p>
     <w:tbl>
@@ -4857,7 +5920,22 @@
           <w:rFonts w:ascii="맑은 고딕" w:hAnsi="맑은 고딕" w:eastAsia="맑은 고딕"/>
           <w:sz w:val="21"/>
         </w:rPr>
-        <w:t>온라인 리두 3개와 SRL 4개가 모두 만들어졌다. **SRL이 자동으로 복제된다는 점이 중요하다.** 4장에서 Primary에 SRL을 만들어 두었기 때문에 Standby에도 따라온 것이다. Primary에 SRL이 없었다면 여기서 Standby에도 SRL이 없고, 실시간 적용이 되지 않았을 것이다. 4장의 준비가 5장에서 회수되는 지점이다.</w:t>
+        <w:t xml:space="preserve">온라인 리두 3개와 SRL 4개가 모두 만들어졌다. </w:t>
+      </w:r>
+      <w:r>
+        <w:rPr>
+          <w:rFonts w:ascii="맑은 고딕" w:hAnsi="맑은 고딕" w:eastAsia="맑은 고딕"/>
+          <w:b/>
+          <w:sz w:val="21"/>
+        </w:rPr>
+        <w:t xml:space="preserve">SRL이 자동으로 복제된다는 점이 중요하다.</w:t>
+      </w:r>
+      <w:r>
+        <w:rPr>
+          <w:rFonts w:ascii="맑은 고딕" w:hAnsi="맑은 고딕" w:eastAsia="맑은 고딕"/>
+          <w:sz w:val="21"/>
+        </w:rPr>
+        <w:t xml:space="preserve"> 4장에서 Primary에 SRL을 만들어 두었기 때문에 Standby에도 따라온 것이다. Primary에 SRL이 없었다면 여기서 Standby에도 SRL이 없고, 실시간 적용이 되지 않았을 것이다. 4장의 준비가 5장에서 회수되는 지점이다.</w:t>
       </w:r>
     </w:p>
     <w:p>
@@ -4971,7 +6049,21 @@
           <w:rFonts w:ascii="맑은 고딕" w:hAnsi="맑은 고딕" w:eastAsia="맑은 고딕"/>
           <w:sz w:val="21"/>
         </w:rPr>
-        <w:t>PDB도 함께 복제되어 읽기 전용으로 열려 있다. Primary에서는 `CHICAGO_PDB1`이 READ WRITE인데 Standby에서는 READ ONLY다. Standby 자체가 읽기 전용이므로 그 안의 PDB도 그럴 수밖에 없다.</w:t>
+        <w:t xml:space="preserve">PDB도 함께 복제되어 읽기 전용으로 열려 있다. Primary에서는 </w:t>
+      </w:r>
+      <w:r>
+        <w:rPr>
+          <w:rFonts w:ascii="Consolas" w:hAnsi="Consolas" w:eastAsia="맑은 고딕"/>
+          <w:sz w:val="21"/>
+        </w:rPr>
+        <w:t xml:space="preserve">CHICAGO_PDB1</w:t>
+      </w:r>
+      <w:r>
+        <w:rPr>
+          <w:rFonts w:ascii="맑은 고딕" w:hAnsi="맑은 고딕" w:eastAsia="맑은 고딕"/>
+          <w:sz w:val="21"/>
+        </w:rPr>
+        <w:t xml:space="preserve">이 READ WRITE인데 Standby에서는 READ ONLY다. Standby 자체가 읽기 전용이므로 그 안의 PDB도 그럴 수밖에 없다.</w:t>
       </w:r>
     </w:p>
     <w:p>
@@ -4980,7 +6072,36 @@
           <w:rFonts w:ascii="맑은 고딕" w:hAnsi="맑은 고딕" w:eastAsia="맑은 고딕"/>
           <w:sz w:val="21"/>
         </w:rPr>
-        <w:t>주의할 것은 **CDB를 READ ONLY로 열어도 PDB는 자동으로 열리지 않는다**는 점이다. 1장 실습 04에서 ORA-01109를 만났던 것과 같은 성질이며, `ALTER PLUGGABLE DATABASE ... OPEN READ ONLY`를 따로 실행해야 한다.</w:t>
+        <w:t xml:space="preserve">주의할 것은 </w:t>
+      </w:r>
+      <w:r>
+        <w:rPr>
+          <w:rFonts w:ascii="맑은 고딕" w:hAnsi="맑은 고딕" w:eastAsia="맑은 고딕"/>
+          <w:b/>
+          <w:sz w:val="21"/>
+        </w:rPr>
+        <w:t xml:space="preserve">CDB를 READ ONLY로 열어도 PDB는 자동으로 열리지 않는다</w:t>
+      </w:r>
+      <w:r>
+        <w:rPr>
+          <w:rFonts w:ascii="맑은 고딕" w:hAnsi="맑은 고딕" w:eastAsia="맑은 고딕"/>
+          <w:sz w:val="21"/>
+        </w:rPr>
+        <w:t xml:space="preserve">는 점이다. 1장 실습 04에서 ORA-01109를 만났던 것과 같은 성질이며, </w:t>
+      </w:r>
+      <w:r>
+        <w:rPr>
+          <w:rFonts w:ascii="Consolas" w:hAnsi="Consolas" w:eastAsia="맑은 고딕"/>
+          <w:sz w:val="21"/>
+        </w:rPr>
+        <w:t xml:space="preserve">ALTER PLUGGABLE DATABASE ... OPEN READ ONLY</w:t>
+      </w:r>
+      <w:r>
+        <w:rPr>
+          <w:rFonts w:ascii="맑은 고딕" w:hAnsi="맑은 고딕" w:eastAsia="맑은 고딕"/>
+          <w:sz w:val="21"/>
+        </w:rPr>
+        <w:t xml:space="preserve">를 따로 실행해야 한다.</w:t>
       </w:r>
     </w:p>
     <w:p>
@@ -5261,19 +6382,47 @@
                 <w:rFonts w:ascii="맑은 고딕" w:hAnsi="맑은 고딕" w:eastAsia="맑은 고딕"/>
                 <w:sz w:val="20"/>
               </w:rPr>
-              <w:t>· ① RMAN 로그에 RMAN-/ORA- 줄이 있는가. `grep -nE 'RMAN-|ORA-' &lt;로그&gt;`가 비면 성공이다.</w:t>
-            </w:r>
-          </w:p>
-          <w:p>
-            <w:pPr>
-              <w:spacing w:after="20"/>
-            </w:pPr>
+              <w:t xml:space="preserve">· ① RMAN 로그에 RMAN-/ORA- 줄이 있는가. </w:t>
+            </w:r>
+            <w:r>
+              <w:rPr>
+                <w:rFonts w:ascii="Consolas" w:hAnsi="Consolas" w:eastAsia="맑은 고딕"/>
+                <w:sz w:val="20"/>
+              </w:rPr>
+              <w:t xml:space="preserve">grep -nE 'RMAN-|ORA-' &lt;로그&gt;</w:t>
+            </w:r>
             <w:r>
               <w:rPr>
                 <w:rFonts w:ascii="맑은 고딕" w:hAnsi="맑은 고딕" w:eastAsia="맑은 고딕"/>
                 <w:sz w:val="20"/>
               </w:rPr>
-              <w:t>· ② 양쪽 DBID가 같은가. 다르면 `FOR STANDBY`가 아니라 일반 DUPLICATE가 실행된 것이다.</w:t>
+              <w:t xml:space="preserve">가 비면 성공이다.</w:t>
+            </w:r>
+          </w:p>
+          <w:p>
+            <w:pPr>
+              <w:spacing w:after="20"/>
+            </w:pPr>
+            <w:r>
+              <w:rPr>
+                <w:rFonts w:ascii="맑은 고딕" w:hAnsi="맑은 고딕" w:eastAsia="맑은 고딕"/>
+                <w:sz w:val="20"/>
+              </w:rPr>
+              <w:t xml:space="preserve">· ② 양쪽 DBID가 같은가. 다르면 </w:t>
+            </w:r>
+            <w:r>
+              <w:rPr>
+                <w:rFonts w:ascii="Consolas" w:hAnsi="Consolas" w:eastAsia="맑은 고딕"/>
+                <w:sz w:val="20"/>
+              </w:rPr>
+              <w:t xml:space="preserve">FOR STANDBY</w:t>
+            </w:r>
+            <w:r>
+              <w:rPr>
+                <w:rFonts w:ascii="맑은 고딕" w:hAnsi="맑은 고딕" w:eastAsia="맑은 고딕"/>
+                <w:sz w:val="20"/>
+              </w:rPr>
+              <w:t xml:space="preserve">가 아니라 일반 DUPLICATE가 실행된 것이다.</w:t>
             </w:r>
           </w:p>
           <w:p>
@@ -5347,10 +6496,17 @@
     <w:p>
       <w:r>
         <w:rPr>
+          <w:rFonts w:ascii="Consolas" w:hAnsi="Consolas" w:eastAsia="맑은 고딕"/>
+          <w:sz w:val="21"/>
+        </w:rPr>
+        <w:t xml:space="preserve">DBMS_DBCOMP.DBCOMP</w:t>
+      </w:r>
+      <w:r>
+        <w:rPr>
           <w:rFonts w:ascii="맑은 고딕" w:hAnsi="맑은 고딕" w:eastAsia="맑은 고딕"/>
           <w:sz w:val="21"/>
         </w:rPr>
-        <w:t>`DBMS_DBCOMP.DBCOMP`는 Primary와 Standby의 데이터 블록을 실제로 읽어 비교한다. 문법은 다음과 같다.</w:t>
+        <w:t xml:space="preserve">는 Primary와 Standby의 데이터 블록을 실제로 읽어 비교한다. 문법은 다음과 같다.</w:t>
       </w:r>
     </w:p>
     <w:tbl>
@@ -5417,7 +6573,21 @@
           <w:rFonts w:ascii="맑은 고딕" w:hAnsi="맑은 고딕" w:eastAsia="맑은 고딕"/>
           <w:sz w:val="21"/>
         </w:rPr>
-        <w:t>두 번째 인자의 이름이 `outputfile`이지만 실습에서 처음에는 디렉터리 객체 이름으로 오해했다. 디렉터리 객체를 만들고 그 이름을 넘겼더니 이렇게 됐다.</w:t>
+        <w:t xml:space="preserve">두 번째 인자의 이름이 </w:t>
+      </w:r>
+      <w:r>
+        <w:rPr>
+          <w:rFonts w:ascii="Consolas" w:hAnsi="Consolas" w:eastAsia="맑은 고딕"/>
+          <w:sz w:val="21"/>
+        </w:rPr>
+        <w:t xml:space="preserve">outputfile</w:t>
+      </w:r>
+      <w:r>
+        <w:rPr>
+          <w:rFonts w:ascii="맑은 고딕" w:hAnsi="맑은 고딕" w:eastAsia="맑은 고딕"/>
+          <w:sz w:val="21"/>
+        </w:rPr>
+        <w:t xml:space="preserve">이지만 실습에서 처음에는 디렉터리 객체 이름으로 오해했다. 디렉터리 객체를 만들고 그 이름을 넘겼더니 이렇게 됐다.</w:t>
       </w:r>
     </w:p>
     <w:tbl>
@@ -5759,9 +6929,31 @@
       <w:r>
         <w:rPr>
           <w:rFonts w:ascii="맑은 고딕" w:hAnsi="맑은 고딕" w:eastAsia="맑은 고딕"/>
+          <w:b/>
           <w:sz w:val="21"/>
         </w:rPr>
-        <w:t>**두 번째 인자는 디렉터리 객체가 아니라 파일 이름 접두어였다.** 출력은 `$ORACLE_HOME/dbs` 아래에 만들어진다. 그것도 두 개다.</w:t>
+        <w:t xml:space="preserve">두 번째 인자는 디렉터리 객체가 아니라 파일 이름 접두어였다.</w:t>
+      </w:r>
+      <w:r>
+        <w:rPr>
+          <w:rFonts w:ascii="맑은 고딕" w:hAnsi="맑은 고딕" w:eastAsia="맑은 고딕"/>
+          <w:sz w:val="21"/>
+        </w:rPr>
+        <w:t xml:space="preserve"> 출력은 </w:t>
+      </w:r>
+      <w:r>
+        <w:rPr>
+          <w:rFonts w:ascii="Consolas" w:hAnsi="Consolas" w:eastAsia="맑은 고딕"/>
+          <w:sz w:val="21"/>
+        </w:rPr>
+        <w:t xml:space="preserve">$ORACLE_HOME/dbs</w:t>
+      </w:r>
+      <w:r>
+        <w:rPr>
+          <w:rFonts w:ascii="맑은 고딕" w:hAnsi="맑은 고딕" w:eastAsia="맑은 고딕"/>
+          <w:sz w:val="21"/>
+        </w:rPr>
+        <w:t xml:space="preserve"> 아래에 만들어진다. 그것도 두 개다.</w:t>
       </w:r>
     </w:p>
     <w:tbl>
@@ -5816,10 +7008,10 @@
           <w:p>
             <w:r>
               <w:rPr>
-                <w:rFonts w:ascii="맑은 고딕" w:hAnsi="맑은 고딕" w:eastAsia="맑은 고딕"/>
-                <w:sz w:val="19"/>
-              </w:rPr>
-              <w:t>`&lt;접두어&gt;`</w:t>
+                <w:rFonts w:ascii="Consolas" w:hAnsi="Consolas" w:eastAsia="맑은 고딕"/>
+                <w:sz w:val="19"/>
+              </w:rPr>
+              <w:t xml:space="preserve">&lt;접두어&gt;</w:t>
             </w:r>
           </w:p>
         </w:tc>
@@ -5846,10 +7038,10 @@
           <w:p>
             <w:r>
               <w:rPr>
-                <w:rFonts w:ascii="맑은 고딕" w:hAnsi="맑은 고딕" w:eastAsia="맑은 고딕"/>
-                <w:sz w:val="19"/>
-              </w:rPr>
-              <w:t>`&lt;접두어&gt;_&lt;원격 DB_UNIQUE_NAME&gt;_&lt;파일번호&gt;`</w:t>
+                <w:rFonts w:ascii="Consolas" w:hAnsi="Consolas" w:eastAsia="맑은 고딕"/>
+                <w:sz w:val="19"/>
+              </w:rPr>
+              <w:t xml:space="preserve">&lt;접두어&gt;_&lt;원격 DB_UNIQUE_NAME&gt;_&lt;파일번호&gt;</w:t>
             </w:r>
           </w:p>
         </w:tc>
@@ -5876,7 +7068,35 @@
           <w:rFonts w:ascii="맑은 고딕" w:hAnsi="맑은 고딕" w:eastAsia="맑은 고딕"/>
           <w:sz w:val="21"/>
         </w:rPr>
-        <w:t>이름이 `outputfile`인데도 경로를 받지 않고 `dbs` 아래에 쓴다는 점, 그리고 같은 이름이 있으면 ORA-24258로 거부한다는 점을 알아 두어야 한다. 실행할 때마다 다른 접두어를 주는 것이 편하다.</w:t>
+        <w:t xml:space="preserve">이름이 </w:t>
+      </w:r>
+      <w:r>
+        <w:rPr>
+          <w:rFonts w:ascii="Consolas" w:hAnsi="Consolas" w:eastAsia="맑은 고딕"/>
+          <w:sz w:val="21"/>
+        </w:rPr>
+        <w:t xml:space="preserve">outputfile</w:t>
+      </w:r>
+      <w:r>
+        <w:rPr>
+          <w:rFonts w:ascii="맑은 고딕" w:hAnsi="맑은 고딕" w:eastAsia="맑은 고딕"/>
+          <w:sz w:val="21"/>
+        </w:rPr>
+        <w:t xml:space="preserve">인데도 경로를 받지 않고 </w:t>
+      </w:r>
+      <w:r>
+        <w:rPr>
+          <w:rFonts w:ascii="Consolas" w:hAnsi="Consolas" w:eastAsia="맑은 고딕"/>
+          <w:sz w:val="21"/>
+        </w:rPr>
+        <w:t xml:space="preserve">dbs</w:t>
+      </w:r>
+      <w:r>
+        <w:rPr>
+          <w:rFonts w:ascii="맑은 고딕" w:hAnsi="맑은 고딕" w:eastAsia="맑은 고딕"/>
+          <w:sz w:val="21"/>
+        </w:rPr>
+        <w:t xml:space="preserve"> 아래에 쓴다는 점, 그리고 같은 이름이 있으면 ORA-24258로 거부한다는 점을 알아 두어야 한다. 실행할 때마다 다른 접두어를 주는 것이 편하다.</w:t>
       </w:r>
     </w:p>
     <w:p>
@@ -5893,7 +7113,35 @@
           <w:rFonts w:ascii="맑은 고딕" w:hAnsi="맑은 고딕" w:eastAsia="맑은 고딕"/>
           <w:sz w:val="21"/>
         </w:rPr>
-        <w:t>접두어를 `dgcheck1`로 주고 `system01.dbf`를 비교한 결과다. 먼저 출력에 포함된 열 설명이다.</w:t>
+        <w:t xml:space="preserve">접두어를 </w:t>
+      </w:r>
+      <w:r>
+        <w:rPr>
+          <w:rFonts w:ascii="Consolas" w:hAnsi="Consolas" w:eastAsia="맑은 고딕"/>
+          <w:sz w:val="21"/>
+        </w:rPr>
+        <w:t xml:space="preserve">dgcheck1</w:t>
+      </w:r>
+      <w:r>
+        <w:rPr>
+          <w:rFonts w:ascii="맑은 고딕" w:hAnsi="맑은 고딕" w:eastAsia="맑은 고딕"/>
+          <w:sz w:val="21"/>
+        </w:rPr>
+        <w:t xml:space="preserve">로 주고 </w:t>
+      </w:r>
+      <w:r>
+        <w:rPr>
+          <w:rFonts w:ascii="Consolas" w:hAnsi="Consolas" w:eastAsia="맑은 고딕"/>
+          <w:sz w:val="21"/>
+        </w:rPr>
+        <w:t xml:space="preserve">system01.dbf</w:t>
+      </w:r>
+      <w:r>
+        <w:rPr>
+          <w:rFonts w:ascii="맑은 고딕" w:hAnsi="맑은 고딕" w:eastAsia="맑은 고딕"/>
+          <w:sz w:val="21"/>
+        </w:rPr>
+        <w:t xml:space="preserve">를 비교한 결과다. 먼저 출력에 포함된 열 설명이다.</w:t>
       </w:r>
     </w:p>
     <w:tbl>
@@ -6207,7 +7455,37 @@
           <w:rFonts w:ascii="맑은 고딕" w:hAnsi="맑은 고딕" w:eastAsia="맑은 고딕"/>
           <w:sz w:val="21"/>
         </w:rPr>
-        <w:t>이 트리 그림이 열의 의미를 설명한다. 판정에서 가장 중요한 것은 맨 아래의 **DIFFPAIR**다. "같은 버전인데 내용이 다르다", 즉 **데이터 불일치**를 뜻한다. 이 값이 0이 아니면 Standby에 문제가 있다는 뜻이다.</w:t>
+        <w:t xml:space="preserve">이 트리 그림이 열의 의미를 설명한다. 판정에서 가장 중요한 것은 맨 아래의 </w:t>
+      </w:r>
+      <w:r>
+        <w:rPr>
+          <w:rFonts w:ascii="맑은 고딕" w:hAnsi="맑은 고딕" w:eastAsia="맑은 고딕"/>
+          <w:b/>
+          <w:sz w:val="21"/>
+        </w:rPr>
+        <w:t xml:space="preserve">DIFFPAIR</w:t>
+      </w:r>
+      <w:r>
+        <w:rPr>
+          <w:rFonts w:ascii="맑은 고딕" w:hAnsi="맑은 고딕" w:eastAsia="맑은 고딕"/>
+          <w:sz w:val="21"/>
+        </w:rPr>
+        <w:t xml:space="preserve">다. "같은 버전인데 내용이 다르다", 즉 </w:t>
+      </w:r>
+      <w:r>
+        <w:rPr>
+          <w:rFonts w:ascii="맑은 고딕" w:hAnsi="맑은 고딕" w:eastAsia="맑은 고딕"/>
+          <w:b/>
+          <w:sz w:val="21"/>
+        </w:rPr>
+        <w:t xml:space="preserve">데이터 불일치</w:t>
+      </w:r>
+      <w:r>
+        <w:rPr>
+          <w:rFonts w:ascii="맑은 고딕" w:hAnsi="맑은 고딕" w:eastAsia="맑은 고딕"/>
+          <w:sz w:val="21"/>
+        </w:rPr>
+        <w:t xml:space="preserve">를 뜻한다. 이 값이 0이 아니면 Standby에 문제가 있다는 뜻이다.</w:t>
       </w:r>
     </w:p>
     <w:tbl>
@@ -6586,7 +7864,119 @@
           <w:rFonts w:ascii="맑은 고딕" w:hAnsi="맑은 고딕" w:eastAsia="맑은 고딕"/>
           <w:sz w:val="21"/>
         </w:rPr>
-        <w:t>첫 열 `ID`는 블록 유형이고 아래에 설명이 붙어 있다. 행별로 읽어 보자.</w:t>
+        <w:t xml:space="preserve">첫 열 </w:t>
+      </w:r>
+      <w:r>
+        <w:rPr>
+          <w:rFonts w:ascii="Consolas" w:hAnsi="Consolas" w:eastAsia="맑은 고딕"/>
+          <w:sz w:val="21"/>
+        </w:rPr>
+        <w:t xml:space="preserve">ID</w:t>
+      </w:r>
+      <w:r>
+        <w:rPr>
+          <w:rFonts w:ascii="맑은 고딕" w:hAnsi="맑은 고딕" w:eastAsia="맑은 고딕"/>
+          <w:sz w:val="21"/>
+        </w:rPr>
+        <w:t xml:space="preserve">는 블록 유형이고 아래에 설명이 붙어 있다. 행별로 읽어 보자.</w:t>
+      </w:r>
+    </w:p>
+    <w:p>
+      <w:r>
+        <w:rPr>
+          <w:rFonts w:ascii="맑은 고딕" w:hAnsi="맑은 고딕" w:eastAsia="맑은 고딕"/>
+          <w:b/>
+          <w:sz w:val="21"/>
+        </w:rPr>
+        <w:t xml:space="preserve">ID 00 — TOTAL 17,694, 전부 SKIPPED.</w:t>
+      </w:r>
+      <w:r>
+        <w:rPr>
+          <w:rFonts w:ascii="맑은 고딕" w:hAnsi="맑은 고딕" w:eastAsia="맑은 고딕"/>
+          <w:sz w:val="21"/>
+        </w:rPr>
+        <w:t xml:space="preserve"> 유형 0은 빈 블록이다. 비어 있으니 비교할 것이 없어 전부 건너뛰었다. 정상이다.</w:t>
+      </w:r>
+    </w:p>
+    <w:p>
+      <w:r>
+        <w:rPr>
+          <w:rFonts w:ascii="맑은 고딕" w:hAnsi="맑은 고딕" w:eastAsia="맑은 고딕"/>
+          <w:b/>
+          <w:sz w:val="21"/>
+        </w:rPr>
+        <w:t xml:space="preserve">ID 06 — trans data, TOTAL 93,701.</w:t>
+      </w:r>
+      <w:r>
+        <w:rPr>
+          <w:rFonts w:ascii="맑은 고딕" w:hAnsi="맑은 고딕" w:eastAsia="맑은 고딕"/>
+          <w:sz w:val="21"/>
+        </w:rPr>
+        <w:t xml:space="preserve"> 실제 데이터가 담긴 블록으로 가장 많다. SKIPPED 761, DIFFV 1,645, SAMEV 91,295, SAMEV&amp;C 91,148이다. </w:t>
+      </w:r>
+      <w:r>
+        <w:rPr>
+          <w:rFonts w:ascii="맑은 고딕" w:hAnsi="맑은 고딕" w:eastAsia="맑은 고딕"/>
+          <w:b/>
+          <w:sz w:val="21"/>
+        </w:rPr>
+        <w:t xml:space="preserve">DIFFV 1,645</w:t>
+      </w:r>
+      <w:r>
+        <w:rPr>
+          <w:rFonts w:ascii="맑은 고딕" w:hAnsi="맑은 고딕" w:eastAsia="맑은 고딕"/>
+          <w:sz w:val="21"/>
+        </w:rPr>
+        <w:t xml:space="preserve">는 "버전이 다른 블록 쌍"으로, Primary가 Standby보다 앞서 있으니 당연히 나오는 값이다. 비교 시점에 아직 적용되지 않은 변경이 그만큼 있었다는 뜻이며 문제가 아니다.</w:t>
+      </w:r>
+    </w:p>
+    <w:p>
+      <w:r>
+        <w:rPr>
+          <w:rFonts w:ascii="맑은 고딕" w:hAnsi="맑은 고딕" w:eastAsia="맑은 고딕"/>
+          <w:b/>
+          <w:sz w:val="21"/>
+        </w:rPr>
+        <w:t xml:space="preserve">DIFFPAIR가 모든 행에서 0이다.</w:t>
+      </w:r>
+      <w:r>
+        <w:rPr>
+          <w:rFonts w:ascii="맑은 고딕" w:hAnsi="맑은 고딕" w:eastAsia="맑은 고딕"/>
+          <w:sz w:val="21"/>
+        </w:rPr>
+        <w:t xml:space="preserve"> 같은 버전인데 내용이 다른 블록이 하나도 없다는 뜻으로, 이것이 "Standby가 건강하다"는 판정의 근거다. </w:t>
+      </w:r>
+      <w:r>
+        <w:rPr>
+          <w:rFonts w:ascii="맑은 고딕" w:hAnsi="맑은 고딕" w:eastAsia="맑은 고딕"/>
+          <w:b/>
+          <w:sz w:val="21"/>
+        </w:rPr>
+        <w:t xml:space="preserve">LWLOC와 LWRMT도 전부 0</w:t>
+      </w:r>
+      <w:r>
+        <w:rPr>
+          <w:rFonts w:ascii="맑은 고딕" w:hAnsi="맑은 고딕" w:eastAsia="맑은 고딕"/>
+          <w:sz w:val="21"/>
+        </w:rPr>
+        <w:t xml:space="preserve">이므로 lost write도 없다.</w:t>
+      </w:r>
+    </w:p>
+    <w:p>
+      <w:r>
+        <w:rPr>
+          <w:rFonts w:ascii="맑은 고딕" w:hAnsi="맑은 고딕" w:eastAsia="맑은 고딕"/>
+          <w:b/>
+          <w:sz w:val="21"/>
+        </w:rPr>
+        <w:t xml:space="preserve">CORR도 전부 0</w:t>
+      </w:r>
+      <w:r>
+        <w:rPr>
+          <w:rFonts w:ascii="맑은 고딕" w:hAnsi="맑은 고딕" w:eastAsia="맑은 고딕"/>
+          <w:sz w:val="21"/>
+        </w:rPr>
+        <w:t xml:space="preserve">이다. 손상된 블록이 없다.</w:t>
       </w:r>
     </w:p>
     <w:p>
@@ -6595,43 +7985,22 @@
           <w:rFonts w:ascii="맑은 고딕" w:hAnsi="맑은 고딕" w:eastAsia="맑은 고딕"/>
           <w:sz w:val="21"/>
         </w:rPr>
-        <w:t>**ID 00 — TOTAL 17,694, 전부 SKIPPED.** 유형 0은 빈 블록이다. 비어 있으니 비교할 것이 없어 전부 건너뛰었다. 정상이다.</w:t>
+        <w:t xml:space="preserve">판정 요령을 정리하면 이렇다. </w:t>
       </w:r>
-    </w:p>
-    <w:p>
+      <w:r>
+        <w:rPr>
+          <w:rFonts w:ascii="맑은 고딕" w:hAnsi="맑은 고딕" w:eastAsia="맑은 고딕"/>
+          <w:b/>
+          <w:sz w:val="21"/>
+        </w:rPr>
+        <w:t xml:space="preserve">DIFFPAIR·LWLOC·LWRMT·CORR 네 열이 모두 0이면 정상이다.</w:t>
+      </w:r>
       <w:r>
         <w:rPr>
           <w:rFonts w:ascii="맑은 고딕" w:hAnsi="맑은 고딕" w:eastAsia="맑은 고딕"/>
           <w:sz w:val="21"/>
         </w:rPr>
-        <w:t>**ID 06 — trans data, TOTAL 93,701.** 실제 데이터가 담긴 블록으로 가장 많다. SKIPPED 761, DIFFV 1,645, SAMEV 91,295, SAMEV&amp;C 91,148이다. **DIFFV 1,645**는 "버전이 다른 블록 쌍"으로, Primary가 Standby보다 앞서 있으니 당연히 나오는 값이다. 비교 시점에 아직 적용되지 않은 변경이 그만큼 있었다는 뜻이며 문제가 아니다.</w:t>
-      </w:r>
-    </w:p>
-    <w:p>
-      <w:r>
-        <w:rPr>
-          <w:rFonts w:ascii="맑은 고딕" w:hAnsi="맑은 고딕" w:eastAsia="맑은 고딕"/>
-          <w:sz w:val="21"/>
-        </w:rPr>
-        <w:t>**DIFFPAIR가 모든 행에서 0이다.** 같은 버전인데 내용이 다른 블록이 하나도 없다는 뜻으로, 이것이 "Standby가 건강하다"는 판정의 근거다. **LWLOC와 LWRMT도 전부 0**이므로 lost write도 없다.</w:t>
-      </w:r>
-    </w:p>
-    <w:p>
-      <w:r>
-        <w:rPr>
-          <w:rFonts w:ascii="맑은 고딕" w:hAnsi="맑은 고딕" w:eastAsia="맑은 고딕"/>
-          <w:sz w:val="21"/>
-        </w:rPr>
-        <w:t>**CORR도 전부 0**이다. 손상된 블록이 없다.</w:t>
-      </w:r>
-    </w:p>
-    <w:p>
-      <w:r>
-        <w:rPr>
-          <w:rFonts w:ascii="맑은 고딕" w:hAnsi="맑은 고딕" w:eastAsia="맑은 고딕"/>
-          <w:sz w:val="21"/>
-        </w:rPr>
-        <w:t>판정 요령을 정리하면 이렇다. **DIFFPAIR·LWLOC·LWRMT·CORR 네 열이 모두 0이면 정상이다.** DIFFV와 SKIPPED는 0이 아니어도 무방하다. 전자는 Primary가 앞서 있어서, 후자는 빈 블록이거나 직접 경로 적재 블록이어서 생기는 값이다.</w:t>
+        <w:t xml:space="preserve"> DIFFV와 SKIPPED는 0이 아니어도 무방하다. 전자는 Primary가 앞서 있어서, 후자는 빈 블록이거나 직접 경로 적재 블록이어서 생기는 값이다.</w:t>
       </w:r>
     </w:p>
     <w:tbl>
@@ -6668,31 +8037,36 @@
                 <w:rFonts w:ascii="맑은 고딕" w:hAnsi="맑은 고딕" w:eastAsia="맑은 고딕"/>
                 <w:sz w:val="20"/>
               </w:rPr>
-              <w:t>· 두 번째 인자는 **파일 이름 접두어**다. 출력은 `$ORACLE_HOME/dbs` 아래에 만들어진다.</w:t>
-            </w:r>
-          </w:p>
-          <w:p>
-            <w:pPr>
-              <w:spacing w:after="20"/>
-            </w:pPr>
+              <w:t xml:space="preserve">· 두 번째 인자는 </w:t>
+            </w:r>
+            <w:r>
+              <w:rPr>
+                <w:rFonts w:ascii="맑은 고딕" w:hAnsi="맑은 고딕" w:eastAsia="맑은 고딕"/>
+                <w:b/>
+                <w:sz w:val="20"/>
+              </w:rPr>
+              <w:t xml:space="preserve">파일 이름 접두어</w:t>
+            </w:r>
             <w:r>
               <w:rPr>
                 <w:rFonts w:ascii="맑은 고딕" w:hAnsi="맑은 고딕" w:eastAsia="맑은 고딕"/>
                 <w:sz w:val="20"/>
               </w:rPr>
-              <w:t>· 같은 접두어를 다시 쓰면 **ORA-24258**로 거부된다. 매번 다른 이름을 준다.</w:t>
-            </w:r>
-          </w:p>
-          <w:p>
-            <w:pPr>
-              <w:spacing w:after="20"/>
-            </w:pPr>
+              <w:t xml:space="preserve">다. 출력은 </w:t>
+            </w:r>
+            <w:r>
+              <w:rPr>
+                <w:rFonts w:ascii="Consolas" w:hAnsi="Consolas" w:eastAsia="맑은 고딕"/>
+                <w:sz w:val="20"/>
+              </w:rPr>
+              <w:t xml:space="preserve">$ORACLE_HOME/dbs</w:t>
+            </w:r>
             <w:r>
               <w:rPr>
                 <w:rFonts w:ascii="맑은 고딕" w:hAnsi="맑은 고딕" w:eastAsia="맑은 고딕"/>
                 <w:sz w:val="20"/>
               </w:rPr>
-              <w:t>· 첫 인자에 NULL이나 존재하지 않는 파일을 주면 **ORA-53201: Argument 'data file' is null or invalid.**</w:t>
+              <w:t xml:space="preserve"> 아래에 만들어진다.</w:t>
             </w:r>
           </w:p>
           <w:p>
@@ -6704,19 +8078,22 @@
                 <w:rFonts w:ascii="맑은 고딕" w:hAnsi="맑은 고딕" w:eastAsia="맑은 고딕"/>
                 <w:sz w:val="20"/>
               </w:rPr>
-              <w:t>· 존재하지 않는 디렉터리 객체 이름을 접두어로 줘도 오류가 나지 않는다. 그냥 그 이름의 파일이 만들어진다.</w:t>
-            </w:r>
-          </w:p>
-          <w:p>
-            <w:pPr>
-              <w:spacing w:after="20"/>
-            </w:pPr>
+              <w:t xml:space="preserve">· 같은 접두어를 다시 쓰면 </w:t>
+            </w:r>
+            <w:r>
+              <w:rPr>
+                <w:rFonts w:ascii="맑은 고딕" w:hAnsi="맑은 고딕" w:eastAsia="맑은 고딕"/>
+                <w:b/>
+                <w:sz w:val="20"/>
+              </w:rPr>
+              <w:t xml:space="preserve">ORA-24258</w:t>
+            </w:r>
             <w:r>
               <w:rPr>
                 <w:rFonts w:ascii="맑은 고딕" w:hAnsi="맑은 고딕" w:eastAsia="맑은 고딕"/>
                 <w:sz w:val="20"/>
               </w:rPr>
-              <w:t>· 큰 데이터 파일은 시간이 오래 걸린다. 운영 중이라면 부하가 적은 시간에 수행한다.</w:t>
+              <w:t xml:space="preserve">로 거부된다. 매번 다른 이름을 준다.</w:t>
             </w:r>
           </w:p>
           <w:p>
@@ -6728,7 +8105,65 @@
                 <w:rFonts w:ascii="맑은 고딕" w:hAnsi="맑은 고딕" w:eastAsia="맑은 고딕"/>
                 <w:sz w:val="20"/>
               </w:rPr>
-              <w:t>· Standby 쪽에는 RMI 슬레이브 프로세스가 뜬다. `boston_rmi_*.trc` 트레이스로 확인할 수 있다.</w:t>
+              <w:t xml:space="preserve">· 첫 인자에 NULL이나 존재하지 않는 파일을 주면 </w:t>
+            </w:r>
+            <w:r>
+              <w:rPr>
+                <w:rFonts w:ascii="맑은 고딕" w:hAnsi="맑은 고딕" w:eastAsia="맑은 고딕"/>
+                <w:b/>
+                <w:sz w:val="20"/>
+              </w:rPr>
+              <w:t xml:space="preserve">ORA-53201: Argument 'data file' is null or invalid.</w:t>
+            </w:r>
+          </w:p>
+          <w:p>
+            <w:pPr>
+              <w:spacing w:after="20"/>
+            </w:pPr>
+            <w:r>
+              <w:rPr>
+                <w:rFonts w:ascii="맑은 고딕" w:hAnsi="맑은 고딕" w:eastAsia="맑은 고딕"/>
+                <w:sz w:val="20"/>
+              </w:rPr>
+              <w:t>· 존재하지 않는 디렉터리 객체 이름을 접두어로 줘도 오류가 나지 않는다. 그냥 그 이름의 파일이 만들어진다.</w:t>
+            </w:r>
+          </w:p>
+          <w:p>
+            <w:pPr>
+              <w:spacing w:after="20"/>
+            </w:pPr>
+            <w:r>
+              <w:rPr>
+                <w:rFonts w:ascii="맑은 고딕" w:hAnsi="맑은 고딕" w:eastAsia="맑은 고딕"/>
+                <w:sz w:val="20"/>
+              </w:rPr>
+              <w:t>· 큰 데이터 파일은 시간이 오래 걸린다. 운영 중이라면 부하가 적은 시간에 수행한다.</w:t>
+            </w:r>
+          </w:p>
+          <w:p>
+            <w:pPr>
+              <w:spacing w:after="20"/>
+            </w:pPr>
+            <w:r>
+              <w:rPr>
+                <w:rFonts w:ascii="맑은 고딕" w:hAnsi="맑은 고딕" w:eastAsia="맑은 고딕"/>
+                <w:sz w:val="20"/>
+              </w:rPr>
+              <w:t xml:space="preserve">· Standby 쪽에는 RMI 슬레이브 프로세스가 뜬다. </w:t>
+            </w:r>
+            <w:r>
+              <w:rPr>
+                <w:rFonts w:ascii="Consolas" w:hAnsi="Consolas" w:eastAsia="맑은 고딕"/>
+                <w:sz w:val="20"/>
+              </w:rPr>
+              <w:t xml:space="preserve">boston_rmi_*.trc</w:t>
+            </w:r>
+            <w:r>
+              <w:rPr>
+                <w:rFonts w:ascii="맑은 고딕" w:hAnsi="맑은 고딕" w:eastAsia="맑은 고딕"/>
+                <w:sz w:val="20"/>
+              </w:rPr>
+              <w:t xml:space="preserve"> 트레이스로 확인할 수 있다.</w:t>
             </w:r>
           </w:p>
         </w:tc>
@@ -6749,10 +8184,50 @@
       </w:pPr>
       <w:r>
         <w:rPr>
+          <w:rFonts w:ascii="Consolas" w:hAnsi="Consolas" w:eastAsia="맑은 고딕"/>
+          <w:sz w:val="21"/>
+        </w:rPr>
+        <w:t xml:space="preserve">DUPLICATE ... FOR STANDBY</w:t>
+      </w:r>
+      <w:r>
+        <w:rPr>
           <w:rFonts w:ascii="맑은 고딕" w:hAnsi="맑은 고딕" w:eastAsia="맑은 고딕"/>
           <w:sz w:val="21"/>
         </w:rPr>
-        <w:t>`DUPLICATE ... FOR STANDBY`는 BR 17장의 일반 DUPLICATE와 다섯 항목에서 다르다. DBID 유지, RESETLOGS 없음, `DB_NAME` 동일, standby 컨트롤 파일, 리두로 계속 연결.</w:t>
+        <w:t xml:space="preserve">는 BR 17장의 일반 DUPLICATE와 다섯 항목에서 다르다. DBID 유지, RESETLOGS 없음, </w:t>
+      </w:r>
+      <w:r>
+        <w:rPr>
+          <w:rFonts w:ascii="Consolas" w:hAnsi="Consolas" w:eastAsia="맑은 고딕"/>
+          <w:sz w:val="21"/>
+        </w:rPr>
+        <w:t xml:space="preserve">DB_NAME</w:t>
+      </w:r>
+      <w:r>
+        <w:rPr>
+          <w:rFonts w:ascii="맑은 고딕" w:hAnsi="맑은 고딕" w:eastAsia="맑은 고딕"/>
+          <w:sz w:val="21"/>
+        </w:rPr>
+        <w:t xml:space="preserve"> 동일, standby 컨트롤 파일, 리두로 계속 연결.</w:t>
+      </w:r>
+    </w:p>
+    <w:p>
+      <w:pPr>
+        <w:pStyle w:val="ListBullet"/>
+      </w:pPr>
+      <w:r>
+        <w:rPr>
+          <w:rFonts w:ascii="Consolas" w:hAnsi="Consolas" w:eastAsia="맑은 고딕"/>
+          <w:sz w:val="21"/>
+        </w:rPr>
+        <w:t xml:space="preserve">FROM ACTIVE DATABASE</w:t>
+      </w:r>
+      <w:r>
+        <w:rPr>
+          <w:rFonts w:ascii="맑은 고딕" w:hAnsi="맑은 고딕" w:eastAsia="맑은 고딕"/>
+          <w:sz w:val="21"/>
+        </w:rPr>
+        <w:t xml:space="preserve">는 백업 없이 운영 중인 Primary에서 직접 가져온다. 대신 Primary의 I/O와 네트워크를 쓴다.</w:t>
       </w:r>
     </w:p>
     <w:p>
@@ -6764,7 +8239,96 @@
           <w:rFonts w:ascii="맑은 고딕" w:hAnsi="맑은 고딕" w:eastAsia="맑은 고딕"/>
           <w:sz w:val="21"/>
         </w:rPr>
-        <w:t>`FROM ACTIVE DATABASE`는 백업 없이 운영 중인 Primary에서 직접 가져온다. 대신 Primary의 I/O와 네트워크를 쓴다.</w:t>
+        <w:t xml:space="preserve">Standby 초기 pfile은 </w:t>
+      </w:r>
+      <w:r>
+        <w:rPr>
+          <w:rFonts w:ascii="Consolas" w:hAnsi="Consolas" w:eastAsia="맑은 고딕"/>
+          <w:sz w:val="21"/>
+        </w:rPr>
+        <w:t xml:space="preserve">db_name</w:t>
+      </w:r>
+      <w:r>
+        <w:rPr>
+          <w:rFonts w:ascii="맑은 고딕" w:hAnsi="맑은 고딕" w:eastAsia="맑은 고딕"/>
+          <w:sz w:val="21"/>
+        </w:rPr>
+        <w:t xml:space="preserve">과 </w:t>
+      </w:r>
+      <w:r>
+        <w:rPr>
+          <w:rFonts w:ascii="Consolas" w:hAnsi="Consolas" w:eastAsia="맑은 고딕"/>
+          <w:sz w:val="21"/>
+        </w:rPr>
+        <w:t xml:space="preserve">enable_pluggable_database</w:t>
+      </w:r>
+      <w:r>
+        <w:rPr>
+          <w:rFonts w:ascii="맑은 고딕" w:hAnsi="맑은 고딕" w:eastAsia="맑은 고딕"/>
+          <w:sz w:val="21"/>
+        </w:rPr>
+        <w:t xml:space="preserve"> 두 줄이면 충분하다. 나머지는 </w:t>
+      </w:r>
+      <w:r>
+        <w:rPr>
+          <w:rFonts w:ascii="Consolas" w:hAnsi="Consolas" w:eastAsia="맑은 고딕"/>
+          <w:sz w:val="21"/>
+        </w:rPr>
+        <w:t xml:space="preserve">SPFILE</w:t>
+      </w:r>
+      <w:r>
+        <w:rPr>
+          <w:rFonts w:ascii="맑은 고딕" w:hAnsi="맑은 고딕" w:eastAsia="맑은 고딕"/>
+          <w:sz w:val="21"/>
+        </w:rPr>
+        <w:t xml:space="preserve"> 절이 만들어 준다.</w:t>
+      </w:r>
+    </w:p>
+    <w:p>
+      <w:pPr>
+        <w:pStyle w:val="ListBullet"/>
+      </w:pPr>
+      <w:r>
+        <w:rPr>
+          <w:rFonts w:ascii="Consolas" w:hAnsi="Consolas" w:eastAsia="맑은 고딕"/>
+          <w:sz w:val="21"/>
+        </w:rPr>
+        <w:t xml:space="preserve">PARAMETER_VALUE_CONVERT</w:t>
+      </w:r>
+      <w:r>
+        <w:rPr>
+          <w:rFonts w:ascii="맑은 고딕" w:hAnsi="맑은 고딕" w:eastAsia="맑은 고딕"/>
+          <w:sz w:val="21"/>
+        </w:rPr>
+        <w:t xml:space="preserve">가 </w:t>
+      </w:r>
+      <w:r>
+        <w:rPr>
+          <w:rFonts w:ascii="Consolas" w:hAnsi="Consolas" w:eastAsia="맑은 고딕"/>
+          <w:sz w:val="21"/>
+        </w:rPr>
+        <w:t xml:space="preserve">db_name</w:t>
+      </w:r>
+      <w:r>
+        <w:rPr>
+          <w:rFonts w:ascii="맑은 고딕" w:hAnsi="맑은 고딕" w:eastAsia="맑은 고딕"/>
+          <w:sz w:val="21"/>
+        </w:rPr>
+        <w:t xml:space="preserve"> 값까지 바꾸므로 </w:t>
+      </w:r>
+      <w:r>
+        <w:rPr>
+          <w:rFonts w:ascii="Consolas" w:hAnsi="Consolas" w:eastAsia="맑은 고딕"/>
+          <w:sz w:val="21"/>
+        </w:rPr>
+        <w:t xml:space="preserve">SET DB_NAME</w:t>
+      </w:r>
+      <w:r>
+        <w:rPr>
+          <w:rFonts w:ascii="맑은 고딕" w:hAnsi="맑은 고딕" w:eastAsia="맑은 고딕"/>
+          <w:sz w:val="21"/>
+        </w:rPr>
+        <w:t xml:space="preserve">으로 되돌려 준다.</w:t>
       </w:r>
     </w:p>
     <w:p>
@@ -6776,7 +8340,37 @@
           <w:rFonts w:ascii="맑은 고딕" w:hAnsi="맑은 고딕" w:eastAsia="맑은 고딕"/>
           <w:sz w:val="21"/>
         </w:rPr>
-        <w:t>Standby 초기 pfile은 `db_name`과 `enable_pluggable_database` 두 줄이면 충분하다. 나머지는 `SPFILE` 절이 만들어 준다.</w:t>
+        <w:t xml:space="preserve">convert 파라미터를 빼면 </w:t>
+      </w:r>
+      <w:r>
+        <w:rPr>
+          <w:rFonts w:ascii="맑은 고딕" w:hAnsi="맑은 고딕" w:eastAsia="맑은 고딕"/>
+          <w:b/>
+          <w:sz w:val="21"/>
+        </w:rPr>
+        <w:t xml:space="preserve">RMAN-05001</w:t>
+      </w:r>
+      <w:r>
+        <w:rPr>
+          <w:rFonts w:ascii="맑은 고딕" w:hAnsi="맑은 고딕" w:eastAsia="맑은 고딕"/>
+          <w:sz w:val="21"/>
+        </w:rPr>
+        <w:t xml:space="preserve">이 데이터 파일마다 발생한다. 그 앞에 </w:t>
+      </w:r>
+      <w:r>
+        <w:rPr>
+          <w:rFonts w:ascii="맑은 고딕" w:hAnsi="맑은 고딕" w:eastAsia="맑은 고딕"/>
+          <w:b/>
+          <w:sz w:val="21"/>
+        </w:rPr>
+        <w:t xml:space="preserve">RMAN-05538</w:t>
+      </w:r>
+      <w:r>
+        <w:rPr>
+          <w:rFonts w:ascii="맑은 고딕" w:hAnsi="맑은 고딕" w:eastAsia="맑은 고딕"/>
+          <w:sz w:val="21"/>
+        </w:rPr>
+        <w:t xml:space="preserve"> 경고가 먼저 나온다.</w:t>
       </w:r>
     </w:p>
     <w:p>
@@ -6788,31 +8382,22 @@
           <w:rFonts w:ascii="맑은 고딕" w:hAnsi="맑은 고딕" w:eastAsia="맑은 고딕"/>
           <w:sz w:val="21"/>
         </w:rPr>
-        <w:t>`PARAMETER_VALUE_CONVERT`가 `db_name` 값까지 바꾸므로 `SET DB_NAME`으로 되돌려 준다.</w:t>
+        <w:t xml:space="preserve">convert는 접두 부분만 바꾸므로 하위 디렉터리 구조가 그대로 따라온다. 그 디렉터리가 없으면 </w:t>
       </w:r>
-    </w:p>
-    <w:p>
-      <w:pPr>
-        <w:pStyle w:val="ListBullet"/>
-      </w:pPr>
+      <w:r>
+        <w:rPr>
+          <w:rFonts w:ascii="맑은 고딕" w:hAnsi="맑은 고딕" w:eastAsia="맑은 고딕"/>
+          <w:b/>
+          <w:sz w:val="21"/>
+        </w:rPr>
+        <w:t xml:space="preserve">ORA-17628 + ORA-19505</w:t>
+      </w:r>
       <w:r>
         <w:rPr>
           <w:rFonts w:ascii="맑은 고딕" w:hAnsi="맑은 고딕" w:eastAsia="맑은 고딕"/>
           <w:sz w:val="21"/>
         </w:rPr>
-        <w:t>convert 파라미터를 빼면 **RMAN-05001**이 데이터 파일마다 발생한다. 그 앞에 **RMAN-05538** 경고가 먼저 나온다.</w:t>
-      </w:r>
-    </w:p>
-    <w:p>
-      <w:pPr>
-        <w:pStyle w:val="ListBullet"/>
-      </w:pPr>
-      <w:r>
-        <w:rPr>
-          <w:rFonts w:ascii="맑은 고딕" w:hAnsi="맑은 고딕" w:eastAsia="맑은 고딕"/>
-          <w:sz w:val="21"/>
-        </w:rPr>
-        <w:t>convert는 접두 부분만 바꾸므로 하위 디렉터리 구조가 그대로 따라온다. 그 디렉터리가 없으면 **ORA-17628 + ORA-19505**로 실패한다. 오라클은 디렉터리를 만들어 주지 않는다.</w:t>
+        <w:t xml:space="preserve">로 실패한다. 오라클은 디렉터리를 만들어 주지 않는다.</w:t>
       </w:r>
     </w:p>
     <w:p>
@@ -6857,10 +8442,46 @@
       </w:pPr>
       <w:r>
         <w:rPr>
+          <w:rFonts w:ascii="Consolas" w:hAnsi="Consolas" w:eastAsia="맑은 고딕"/>
+          <w:sz w:val="21"/>
+        </w:rPr>
+        <w:t xml:space="preserve">DBMS_DBCOMP.DBCOMP</w:t>
+      </w:r>
+      <w:r>
+        <w:rPr>
           <w:rFonts w:ascii="맑은 고딕" w:hAnsi="맑은 고딕" w:eastAsia="맑은 고딕"/>
           <w:sz w:val="21"/>
         </w:rPr>
-        <w:t>`DBMS_DBCOMP.DBCOMP`의 두 번째 인자는 디렉터리 객체가 아니라 **파일 이름 접두어**이며 출력은 `$ORACLE_HOME/dbs`에 만들어진다. 같은 이름을 다시 쓰면 ORA-24258.</w:t>
+        <w:t xml:space="preserve">의 두 번째 인자는 디렉터리 객체가 아니라 </w:t>
+      </w:r>
+      <w:r>
+        <w:rPr>
+          <w:rFonts w:ascii="맑은 고딕" w:hAnsi="맑은 고딕" w:eastAsia="맑은 고딕"/>
+          <w:b/>
+          <w:sz w:val="21"/>
+        </w:rPr>
+        <w:t xml:space="preserve">파일 이름 접두어</w:t>
+      </w:r>
+      <w:r>
+        <w:rPr>
+          <w:rFonts w:ascii="맑은 고딕" w:hAnsi="맑은 고딕" w:eastAsia="맑은 고딕"/>
+          <w:sz w:val="21"/>
+        </w:rPr>
+        <w:t xml:space="preserve">이며 출력은 </w:t>
+      </w:r>
+      <w:r>
+        <w:rPr>
+          <w:rFonts w:ascii="Consolas" w:hAnsi="Consolas" w:eastAsia="맑은 고딕"/>
+          <w:sz w:val="21"/>
+        </w:rPr>
+        <w:t xml:space="preserve">$ORACLE_HOME/dbs</w:t>
+      </w:r>
+      <w:r>
+        <w:rPr>
+          <w:rFonts w:ascii="맑은 고딕" w:hAnsi="맑은 고딕" w:eastAsia="맑은 고딕"/>
+          <w:sz w:val="21"/>
+        </w:rPr>
+        <w:t xml:space="preserve">에 만들어진다. 같은 이름을 다시 쓰면 ORA-24258.</w:t>
       </w:r>
     </w:p>
     <w:p>
@@ -6872,7 +8493,22 @@
           <w:rFonts w:ascii="맑은 고딕" w:hAnsi="맑은 고딕" w:eastAsia="맑은 고딕"/>
           <w:sz w:val="21"/>
         </w:rPr>
-        <w:t>DBCOMP 판정은 **DIFFPAIR·LWLOC·LWRMT·CORR 네 열이 0**인지로 한다. DIFFV는 Primary가 앞서 있어 생기는 정상 값이다.</w:t>
+        <w:t xml:space="preserve">DBCOMP 판정은 </w:t>
+      </w:r>
+      <w:r>
+        <w:rPr>
+          <w:rFonts w:ascii="맑은 고딕" w:hAnsi="맑은 고딕" w:eastAsia="맑은 고딕"/>
+          <w:b/>
+          <w:sz w:val="21"/>
+        </w:rPr>
+        <w:t xml:space="preserve">DIFFPAIR·LWLOC·LWRMT·CORR 네 열이 0</w:t>
+      </w:r>
+      <w:r>
+        <w:rPr>
+          <w:rFonts w:ascii="맑은 고딕" w:hAnsi="맑은 고딕" w:eastAsia="맑은 고딕"/>
+          <w:sz w:val="21"/>
+        </w:rPr>
+        <w:t xml:space="preserve">인지로 한다. DIFFV는 Primary가 앞서 있어 생기는 정상 값이다.</w:t>
       </w:r>
     </w:p>
     <w:p>
@@ -6917,31 +8553,73 @@
                 <w:rFonts w:ascii="맑은 고딕" w:hAnsi="맑은 고딕" w:eastAsia="맑은 고딕"/>
                 <w:sz w:val="20"/>
               </w:rPr>
-              <w:t>Q1. `DUPLICATE ... FOR STANDBY`가 일반 `DUPLICATE`와 다른 점을 다섯 항목으로 쓰라.</w:t>
-            </w:r>
-          </w:p>
-          <w:p>
-            <w:pPr>
-              <w:spacing w:after="20"/>
-            </w:pPr>
+              <w:t xml:space="preserve">Q1. </w:t>
+            </w:r>
+            <w:r>
+              <w:rPr>
+                <w:rFonts w:ascii="Consolas" w:hAnsi="Consolas" w:eastAsia="맑은 고딕"/>
+                <w:sz w:val="20"/>
+              </w:rPr>
+              <w:t xml:space="preserve">DUPLICATE ... FOR STANDBY</w:t>
+            </w:r>
             <w:r>
               <w:rPr>
                 <w:rFonts w:ascii="맑은 고딕" w:hAnsi="맑은 고딕" w:eastAsia="맑은 고딕"/>
                 <w:sz w:val="20"/>
               </w:rPr>
-              <w:t>Q2. Standby 초기 pfile에 두 줄만 적어도 되는 이유는 무엇인가?</w:t>
-            </w:r>
-          </w:p>
-          <w:p>
-            <w:pPr>
-              <w:spacing w:after="20"/>
-            </w:pPr>
+              <w:t xml:space="preserve">가 일반 </w:t>
+            </w:r>
+            <w:r>
+              <w:rPr>
+                <w:rFonts w:ascii="Consolas" w:hAnsi="Consolas" w:eastAsia="맑은 고딕"/>
+                <w:sz w:val="20"/>
+              </w:rPr>
+              <w:t xml:space="preserve">DUPLICATE</w:t>
+            </w:r>
             <w:r>
               <w:rPr>
                 <w:rFonts w:ascii="맑은 고딕" w:hAnsi="맑은 고딕" w:eastAsia="맑은 고딕"/>
                 <w:sz w:val="20"/>
               </w:rPr>
-              <w:t>Q3. `SET DB_NAME = 'chicago'`를 굳이 다시 지정하는 이유를 설명하라.</w:t>
+              <w:t xml:space="preserve">와 다른 점을 다섯 항목으로 쓰라.</w:t>
+            </w:r>
+          </w:p>
+          <w:p>
+            <w:pPr>
+              <w:spacing w:after="20"/>
+            </w:pPr>
+            <w:r>
+              <w:rPr>
+                <w:rFonts w:ascii="맑은 고딕" w:hAnsi="맑은 고딕" w:eastAsia="맑은 고딕"/>
+                <w:sz w:val="20"/>
+              </w:rPr>
+              <w:t>Q2. Standby 초기 pfile에 두 줄만 적어도 되는 이유는 무엇인가?</w:t>
+            </w:r>
+          </w:p>
+          <w:p>
+            <w:pPr>
+              <w:spacing w:after="20"/>
+            </w:pPr>
+            <w:r>
+              <w:rPr>
+                <w:rFonts w:ascii="맑은 고딕" w:hAnsi="맑은 고딕" w:eastAsia="맑은 고딕"/>
+                <w:sz w:val="20"/>
+              </w:rPr>
+              <w:t xml:space="preserve">Q3. </w:t>
+            </w:r>
+            <w:r>
+              <w:rPr>
+                <w:rFonts w:ascii="Consolas" w:hAnsi="Consolas" w:eastAsia="맑은 고딕"/>
+                <w:sz w:val="20"/>
+              </w:rPr>
+              <w:t xml:space="preserve">SET DB_NAME = 'chicago'</w:t>
+            </w:r>
+            <w:r>
+              <w:rPr>
+                <w:rFonts w:ascii="맑은 고딕" w:hAnsi="맑은 고딕" w:eastAsia="맑은 고딕"/>
+                <w:sz w:val="20"/>
+              </w:rPr>
+              <w:t xml:space="preserve">를 굳이 다시 지정하는 이유를 설명하라.</w:t>
             </w:r>
           </w:p>
           <w:p>
@@ -6998,7 +8676,22 @@
           <w:rFonts w:ascii="맑은 고딕" w:hAnsi="맑은 고딕" w:eastAsia="맑은 고딕"/>
           <w:sz w:val="21"/>
         </w:rPr>
-        <w:t>이 장의 실습은 7개다. 실습 03~05는 **Standby를 실제로 헐고 다시 만든다.** 되돌릴 수 없는 작업이므로 개인 실습 환경에서만 수행한다. 실습 전에 VM 스냅샷을 떠 두기를 권한다.</w:t>
+        <w:t xml:space="preserve">이 장의 실습은 7개다. 실습 03~05는 </w:t>
+      </w:r>
+      <w:r>
+        <w:rPr>
+          <w:rFonts w:ascii="맑은 고딕" w:hAnsi="맑은 고딕" w:eastAsia="맑은 고딕"/>
+          <w:b/>
+          <w:sz w:val="21"/>
+        </w:rPr>
+        <w:t xml:space="preserve">Standby를 실제로 헐고 다시 만든다.</w:t>
+      </w:r>
+      <w:r>
+        <w:rPr>
+          <w:rFonts w:ascii="맑은 고딕" w:hAnsi="맑은 고딕" w:eastAsia="맑은 고딕"/>
+          <w:sz w:val="21"/>
+        </w:rPr>
+        <w:t xml:space="preserve"> 되돌릴 수 없는 작업이므로 개인 실습 환경에서만 수행한다. 실습 전에 VM 스냅샷을 떠 두기를 권한다.</w:t>
       </w:r>
     </w:p>
     <w:p>
@@ -7086,6 +8779,8 @@
       </w:r>
     </w:p>
     <w:sectPr>
+      <w:headerReference w:type="default" r:id="rId9"/>
+      <w:footerReference w:type="default" r:id="rId10"/>
       <w:pgSz w:w="12240" w:h="15840"/>
       <w:pgMar w:top="1440" w:right="1800" w:bottom="1440" w:left="1800" w:header="720" w:footer="720" w:gutter="0"/>
       <w:cols w:space="720"/>
@@ -7093,6 +8788,26 @@
     </w:sectPr>
   </w:body>
 </w:document>
+</file>
+
+<file path=word/footer1.xml><?xml version="1.0" encoding="utf-8"?>
+<w:ftr xmlns:m="http://schemas.openxmlformats.org/officeDocument/2006/math" xmlns:mc="http://schemas.openxmlformats.org/markup-compatibility/2006" xmlns:mo="http://schemas.microsoft.com/office/mac/office/2008/main" xmlns:mv="urn:schemas-microsoft-com:mac:vml" xmlns:o="urn:schemas-microsoft-com:office:office" xmlns:r="http://schemas.openxmlformats.org/officeDocument/2006/relationships" xmlns:v="urn:schemas-microsoft-com:vml" xmlns:w10="urn:schemas-microsoft-com:office:word" xmlns:w14="http://schemas.microsoft.com/office/word/2010/wordml" xmlns:w="http://schemas.openxmlformats.org/wordprocessingml/2006/main" xmlns:wne="http://schemas.microsoft.com/office/word/2006/wordml" xmlns:wp14="http://schemas.microsoft.com/office/word/2010/wordprocessingDrawing" xmlns:wp="http://schemas.openxmlformats.org/drawingml/2006/wordprocessingDrawing" xmlns:wpc="http://schemas.microsoft.com/office/word/2010/wordprocessingCanvas" xmlns:wpg="http://schemas.microsoft.com/office/word/2010/wordprocessingGroup" xmlns:wpi="http://schemas.microsoft.com/office/word/2010/wordprocessingInk" xmlns:wps="http://schemas.microsoft.com/office/word/2010/wordprocessingShape" mc:Ignorable="w14 wp14">
+  <w:p>
+    <w:pPr>
+      <w:pStyle w:val="Footer"/>
+    </w:pPr>
+  </w:p>
+</w:ftr>
+</file>
+
+<file path=word/header1.xml><?xml version="1.0" encoding="utf-8"?>
+<w:hdr xmlns:m="http://schemas.openxmlformats.org/officeDocument/2006/math" xmlns:mc="http://schemas.openxmlformats.org/markup-compatibility/2006" xmlns:mo="http://schemas.microsoft.com/office/mac/office/2008/main" xmlns:mv="urn:schemas-microsoft-com:mac:vml" xmlns:o="urn:schemas-microsoft-com:office:office" xmlns:r="http://schemas.openxmlformats.org/officeDocument/2006/relationships" xmlns:v="urn:schemas-microsoft-com:vml" xmlns:w10="urn:schemas-microsoft-com:office:word" xmlns:w14="http://schemas.microsoft.com/office/word/2010/wordml" xmlns:w="http://schemas.openxmlformats.org/wordprocessingml/2006/main" xmlns:wne="http://schemas.microsoft.com/office/word/2006/wordml" xmlns:wp14="http://schemas.microsoft.com/office/word/2010/wordprocessingDrawing" xmlns:wp="http://schemas.openxmlformats.org/drawingml/2006/wordprocessingDrawing" xmlns:wpc="http://schemas.microsoft.com/office/word/2010/wordprocessingCanvas" xmlns:wpg="http://schemas.microsoft.com/office/word/2010/wordprocessingGroup" xmlns:wpi="http://schemas.microsoft.com/office/word/2010/wordprocessingInk" xmlns:wps="http://schemas.microsoft.com/office/word/2010/wordprocessingShape" mc:Ignorable="w14 wp14">
+  <w:p>
+    <w:pPr>
+      <w:pStyle w:val="Header"/>
+    </w:pPr>
+  </w:p>
+</w:hdr>
 </file>
 
 <file path=word/numbering.xml><?xml version="1.0" encoding="utf-8"?>
